--- a/lab 3/GROUP3 CEF488 Lab3 Report.docx
+++ b/lab 3/GROUP3 CEF488 Lab3 Report.docx
@@ -373,7 +373,6 @@
         <w:tblCellMar>
           <w:top w:w="62" w:type="dxa"/>
           <w:left w:w="108" w:type="dxa"/>
-          <w:bottom w:w="0" w:type="dxa"/>
           <w:right w:w="115" w:type="dxa"/>
         </w:tblCellMar>
         <w:tblLook w:val="04A0" w:firstRow="1" w:lastRow="0" w:firstColumn="1" w:lastColumn="0" w:noHBand="0" w:noVBand="1"/>
@@ -424,8 +423,13 @@
               <w:ind w:left="0" w:right="0" w:firstLine="0"/>
               <w:jc w:val="left"/>
             </w:pPr>
-            <w:r>
-              <w:t xml:space="preserve">Matricule </w:t>
+            <w:proofErr w:type="spellStart"/>
+            <w:r>
+              <w:t>Matricule</w:t>
+            </w:r>
+            <w:proofErr w:type="spellEnd"/>
+            <w:r>
+              <w:t xml:space="preserve"> </w:t>
             </w:r>
           </w:p>
         </w:tc>
@@ -692,13 +696,28 @@
           </w:tcPr>
           <w:p>
             <w:pPr>
+              <w:spacing w:after="0" w:line="240" w:lineRule="auto"/>
+              <w:ind w:left="0" w:right="0" w:firstLine="0"/>
+              <w:jc w:val="left"/>
+              <w:rPr>
+                <w:color w:val="auto"/>
+              </w:rPr>
+            </w:pPr>
+            <w:r>
+              <w:rPr>
+                <w:rStyle w:val="fontstyle01"/>
+                <w:sz w:val="24"/>
+                <w:szCs w:val="24"/>
+              </w:rPr>
+              <w:t>FE25A673</w:t>
+            </w:r>
+          </w:p>
+          <w:p>
+            <w:pPr>
               <w:spacing w:after="0" w:line="259" w:lineRule="auto"/>
               <w:ind w:left="0" w:right="0" w:firstLine="0"/>
               <w:jc w:val="left"/>
             </w:pPr>
-            <w:r>
-              <w:t xml:space="preserve">FE25A062 </w:t>
-            </w:r>
           </w:p>
         </w:tc>
         <w:tc>
@@ -1788,7 +1807,15 @@
         <w:ind w:right="294" w:hanging="300"/>
       </w:pPr>
       <w:r>
-        <w:t xml:space="preserve">__________________________________ (Matricule: _______________) </w:t>
+        <w:t>__________________________________ (</w:t>
+      </w:r>
+      <w:proofErr w:type="spellStart"/>
+      <w:r>
+        <w:t>Matricule</w:t>
+      </w:r>
+      <w:proofErr w:type="spellEnd"/>
+      <w:r>
+        <w:t xml:space="preserve">: _______________) </w:t>
       </w:r>
     </w:p>
     <w:p>
@@ -1810,7 +1837,15 @@
         <w:ind w:right="294" w:hanging="300"/>
       </w:pPr>
       <w:r>
-        <w:t xml:space="preserve">__________________________________ (Matricule: _______________) </w:t>
+        <w:t>__________________________________ (</w:t>
+      </w:r>
+      <w:proofErr w:type="spellStart"/>
+      <w:r>
+        <w:t>Matricule</w:t>
+      </w:r>
+      <w:proofErr w:type="spellEnd"/>
+      <w:r>
+        <w:t xml:space="preserve">: _______________) </w:t>
       </w:r>
     </w:p>
     <w:p>
@@ -1822,7 +1857,15 @@
         <w:ind w:right="294" w:hanging="300"/>
       </w:pPr>
       <w:r>
-        <w:t xml:space="preserve">__________________________________ (Matricule: _______________) </w:t>
+        <w:t>__________________________________ (</w:t>
+      </w:r>
+      <w:proofErr w:type="spellStart"/>
+      <w:r>
+        <w:t>Matricule</w:t>
+      </w:r>
+      <w:proofErr w:type="spellEnd"/>
+      <w:r>
+        <w:t xml:space="preserve">: _______________) </w:t>
       </w:r>
     </w:p>
     <w:p>
@@ -1844,7 +1887,15 @@
         <w:ind w:right="294" w:hanging="300"/>
       </w:pPr>
       <w:r>
-        <w:t xml:space="preserve">__________________________________ (Matricule: _______________)       </w:t>
+        <w:t>__________________________________ (</w:t>
+      </w:r>
+      <w:proofErr w:type="spellStart"/>
+      <w:r>
+        <w:t>Matricule</w:t>
+      </w:r>
+      <w:proofErr w:type="spellEnd"/>
+      <w:r>
+        <w:t xml:space="preserve">: _______________)       </w:t>
       </w:r>
     </w:p>
     <w:p>
@@ -1908,7 +1959,6 @@
         <w:tblCellMar>
           <w:top w:w="103" w:type="dxa"/>
           <w:left w:w="120" w:type="dxa"/>
-          <w:bottom w:w="0" w:type="dxa"/>
           <w:right w:w="101" w:type="dxa"/>
         </w:tblCellMar>
         <w:tblLook w:val="04A0" w:firstRow="1" w:lastRow="0" w:firstColumn="1" w:lastColumn="0" w:noHBand="0" w:noVBand="1"/>
@@ -2089,12 +2139,14 @@
               <w:ind w:left="0" w:right="0" w:firstLine="0"/>
               <w:jc w:val="left"/>
             </w:pPr>
+            <w:proofErr w:type="spellStart"/>
             <w:r>
               <w:rPr>
                 <w:sz w:val="22"/>
               </w:rPr>
               <w:t>Nyanyoh</w:t>
             </w:r>
+            <w:proofErr w:type="spellEnd"/>
             <w:r>
               <w:t xml:space="preserve"> </w:t>
             </w:r>
@@ -2117,8 +2169,13 @@
               <w:ind w:left="0" w:right="0" w:firstLine="0"/>
               <w:jc w:val="left"/>
             </w:pPr>
-            <w:r>
-              <w:t xml:space="preserve">Emengu </w:t>
+            <w:proofErr w:type="spellStart"/>
+            <w:r>
+              <w:t>Emengu</w:t>
+            </w:r>
+            <w:proofErr w:type="spellEnd"/>
+            <w:r>
+              <w:t xml:space="preserve"> </w:t>
             </w:r>
           </w:p>
         </w:tc>
@@ -2139,12 +2196,14 @@
               <w:ind w:left="0" w:right="0" w:firstLine="0"/>
               <w:jc w:val="left"/>
             </w:pPr>
+            <w:proofErr w:type="spellStart"/>
             <w:r>
               <w:rPr>
                 <w:sz w:val="22"/>
               </w:rPr>
               <w:t>Nyanyoh</w:t>
             </w:r>
+            <w:proofErr w:type="spellEnd"/>
             <w:r>
               <w:t xml:space="preserve"> </w:t>
             </w:r>
@@ -2224,12 +2283,14 @@
               <w:ind w:left="0" w:right="0" w:firstLine="0"/>
               <w:jc w:val="left"/>
             </w:pPr>
+            <w:proofErr w:type="spellStart"/>
             <w:r>
               <w:rPr>
                 <w:sz w:val="22"/>
               </w:rPr>
               <w:t>Nyanyoh</w:t>
             </w:r>
+            <w:proofErr w:type="spellEnd"/>
             <w:r>
               <w:t xml:space="preserve"> </w:t>
             </w:r>
@@ -2307,12 +2368,14 @@
               <w:ind w:left="0" w:right="0" w:firstLine="0"/>
               <w:jc w:val="left"/>
             </w:pPr>
+            <w:proofErr w:type="spellStart"/>
             <w:r>
               <w:rPr>
                 <w:sz w:val="22"/>
               </w:rPr>
               <w:t>Nyanyoh</w:t>
             </w:r>
+            <w:proofErr w:type="spellEnd"/>
             <w:r>
               <w:t xml:space="preserve"> </w:t>
             </w:r>
@@ -2412,8 +2475,13 @@
               <w:ind w:left="0" w:right="0" w:firstLine="0"/>
               <w:jc w:val="left"/>
             </w:pPr>
-            <w:r>
-              <w:t xml:space="preserve">Emengu </w:t>
+            <w:proofErr w:type="spellStart"/>
+            <w:r>
+              <w:t>Emengu</w:t>
+            </w:r>
+            <w:proofErr w:type="spellEnd"/>
+            <w:r>
+              <w:t xml:space="preserve"> </w:t>
             </w:r>
           </w:p>
         </w:tc>
@@ -2507,7 +2575,15 @@
         <w:ind w:left="238" w:right="294"/>
       </w:pPr>
       <w:r>
-        <w:t xml:space="preserve">This report describes the design, implementation, and performance testing of a networked keyvalue cache that works over both TCP and UDP. Rather than relying on existing application protocols, we built our own binary protocol frame and implemented a server that can handle both connection types simultaneously. </w:t>
+        <w:t xml:space="preserve">This report describes the design, implementation, and performance testing of a networked </w:t>
+      </w:r>
+      <w:proofErr w:type="spellStart"/>
+      <w:r>
+        <w:t>keyvalue</w:t>
+      </w:r>
+      <w:proofErr w:type="spellEnd"/>
+      <w:r>
+        <w:t xml:space="preserve"> cache that works over both TCP and UDP. Rather than relying on existing application protocols, we built our own binary protocol frame and implemented a server that can handle both connection types simultaneously. </w:t>
       </w:r>
     </w:p>
     <w:p>
@@ -2525,7 +2601,15 @@
         <w:ind w:left="238" w:right="294"/>
       </w:pPr>
       <w:r>
-        <w:t xml:space="preserve">To keep things efficient without the complexity of multi-threading, we used a single-threaded architecture built around Linux's epoll interface in Edge-Triggered mode. This lets the server monitor many connections at once without blocking. We also made the server dual-stack capable; it can accept both IPv4 and IPv6 connections on the same port by clearing the IPV6_V6ONLY socket option. </w:t>
+        <w:t xml:space="preserve">To keep things efficient without the complexity of multi-threading, we used a single-threaded architecture built around Linux's </w:t>
+      </w:r>
+      <w:proofErr w:type="spellStart"/>
+      <w:r>
+        <w:t>epoll</w:t>
+      </w:r>
+      <w:proofErr w:type="spellEnd"/>
+      <w:r>
+        <w:t xml:space="preserve"> interface in Edge-Triggered mode. This lets the server monitor many connections at once without blocking. We also made the server dual-stack capable; it can accept both IPv4 and IPv6 connections on the same port by clearing the IPV6_V6ONLY socket option. </w:t>
       </w:r>
     </w:p>
     <w:p>
@@ -2543,7 +2627,15 @@
         <w:ind w:left="238" w:right="294"/>
       </w:pPr>
       <w:r>
-        <w:t xml:space="preserve">Since UDP is inherently unreliable, we added an application-level retry mechanism on the client side using exponential backoff, the client waits progressively longer between retries if the server doesn't respond. The final system compiles cleanly under strict GCC warning flags (-Wall Wextra) and satisfies all project requirements. </w:t>
+        <w:t xml:space="preserve">Since UDP is inherently unreliable, we added an application-level retry mechanism on the client side using exponential backoff, the client waits progressively longer between retries if the server doesn't respond. The final system compiles cleanly under strict GCC warning flags (-Wall </w:t>
+      </w:r>
+      <w:proofErr w:type="spellStart"/>
+      <w:r>
+        <w:t>Wextra</w:t>
+      </w:r>
+      <w:proofErr w:type="spellEnd"/>
+      <w:r>
+        <w:t xml:space="preserve">) and satisfies all project requirements. </w:t>
       </w:r>
     </w:p>
     <w:p>
@@ -2626,7 +2718,15 @@
         <w:ind w:right="294" w:hanging="360"/>
       </w:pPr>
       <w:r>
-        <w:t xml:space="preserve">Use modern Linux name resolution tools (getaddrinfo) to write protocol-independent networking code. </w:t>
+        <w:t>Use modern Linux name resolution tools (</w:t>
+      </w:r>
+      <w:proofErr w:type="spellStart"/>
+      <w:r>
+        <w:t>getaddrinfo</w:t>
+      </w:r>
+      <w:proofErr w:type="spellEnd"/>
+      <w:r>
+        <w:t xml:space="preserve">) to write protocol-independent networking code. </w:t>
       </w:r>
     </w:p>
     <w:p>
@@ -2652,7 +2752,23 @@
         <w:ind w:right="294" w:hanging="360"/>
       </w:pPr>
       <w:r>
-        <w:t xml:space="preserve">Implement a scalable, non-blocking I/O loop using Linux's epoll interface in EdgeTriggered mode. </w:t>
+        <w:t xml:space="preserve">Implement a scalable, non-blocking I/O loop using Linux's </w:t>
+      </w:r>
+      <w:proofErr w:type="spellStart"/>
+      <w:r>
+        <w:t>epoll</w:t>
+      </w:r>
+      <w:proofErr w:type="spellEnd"/>
+      <w:r>
+        <w:t xml:space="preserve"> interface in </w:t>
+      </w:r>
+      <w:proofErr w:type="spellStart"/>
+      <w:r>
+        <w:t>EdgeTriggered</w:t>
+      </w:r>
+      <w:proofErr w:type="spellEnd"/>
+      <w:r>
+        <w:t xml:space="preserve"> mode. </w:t>
       </w:r>
     </w:p>
     <w:p>
@@ -2665,7 +2781,15 @@
         <w:ind w:right="294" w:hanging="360"/>
       </w:pPr>
       <w:r>
-        <w:t xml:space="preserve">Add reliable retry behavior on top of UDP's unreliable transport using a state-tracked exponential backoff algorithm. </w:t>
+        <w:t xml:space="preserve">Add reliable retry </w:t>
+      </w:r>
+      <w:proofErr w:type="spellStart"/>
+      <w:r>
+        <w:t>behavior</w:t>
+      </w:r>
+      <w:proofErr w:type="spellEnd"/>
+      <w:r>
+        <w:t xml:space="preserve"> on top of UDP's unreliable transport using a state-tracked exponential backoff algorithm. </w:t>
       </w:r>
     </w:p>
     <w:p>
@@ -2737,7 +2861,20 @@
         <w:ind w:left="238" w:right="294"/>
       </w:pPr>
       <w:r>
-        <w:t xml:space="preserve">Text-based protocols like HTTP or Redis's serialization format are easy to read and debug, but they come at a cost. The parser has to scan through each byte looking for delimiters like \r\n, and then convert strings to numbers using functions like atoi(). This adds up quickly under load. </w:t>
+        <w:t xml:space="preserve">Text-based protocols like HTTP or Redis's serialization format are easy to read and debug, but they come at a cost. The parser has to scan through each byte looking for delimiters like \r\n, and then convert strings to numbers using functions like </w:t>
+      </w:r>
+      <w:proofErr w:type="spellStart"/>
+      <w:proofErr w:type="gramStart"/>
+      <w:r>
+        <w:t>atoi</w:t>
+      </w:r>
+      <w:proofErr w:type="spellEnd"/>
+      <w:r>
+        <w:t>(</w:t>
+      </w:r>
+      <w:proofErr w:type="gramEnd"/>
+      <w:r>
+        <w:t xml:space="preserve">). This adds up quickly under load. </w:t>
       </w:r>
     </w:p>
     <w:p>
@@ -2755,7 +2892,28 @@
         <w:ind w:left="238" w:right="294"/>
       </w:pPr>
       <w:r>
-        <w:t xml:space="preserve">Binary protocols sidestep all of that. Because fields are placed at fixed byte offsets, the receiver can copy the entire header into a struct in one memcpy() call O(1) parsing regardless of content size. Numbers also take much less space in binary form: a 32-bit integer is always 4 bytes, whereas its string representation can be up to 10 characters. For a cache server that processes thousands of requests per second, this difference matters. </w:t>
+        <w:t xml:space="preserve">Binary protocols sidestep all of that. Because fields are placed at fixed byte offsets, the receiver can copy the entire header into a struct in one </w:t>
+      </w:r>
+      <w:proofErr w:type="spellStart"/>
+      <w:proofErr w:type="gramStart"/>
+      <w:r>
+        <w:t>memcpy</w:t>
+      </w:r>
+      <w:proofErr w:type="spellEnd"/>
+      <w:r>
+        <w:t>(</w:t>
+      </w:r>
+      <w:proofErr w:type="gramEnd"/>
+      <w:r>
+        <w:t xml:space="preserve">) call </w:t>
+      </w:r>
+      <w:proofErr w:type="gramStart"/>
+      <w:r>
+        <w:t>O(</w:t>
+      </w:r>
+      <w:proofErr w:type="gramEnd"/>
+      <w:r>
+        <w:t xml:space="preserve">1) parsing regardless of content size. Numbers also take much less space in binary form: a 32-bit integer is always 4 bytes, whereas its string representation can be up to 10 characters. For a cache server that processes thousands of requests per second, this difference matters. </w:t>
       </w:r>
     </w:p>
     <w:p>
@@ -2775,7 +2933,33 @@
       </w:pPr>
       <w:bookmarkStart w:id="6" w:name="_Toc15147"/>
       <w:r>
-        <w:t xml:space="preserve">Question 2: Why htonl() and ntohl() Are Essential </w:t>
+        <w:t xml:space="preserve">Question 2: Why </w:t>
+      </w:r>
+      <w:proofErr w:type="spellStart"/>
+      <w:proofErr w:type="gramStart"/>
+      <w:r>
+        <w:t>htonl</w:t>
+      </w:r>
+      <w:proofErr w:type="spellEnd"/>
+      <w:r>
+        <w:t>(</w:t>
+      </w:r>
+      <w:proofErr w:type="gramEnd"/>
+      <w:r>
+        <w:t xml:space="preserve">) and </w:t>
+      </w:r>
+      <w:proofErr w:type="spellStart"/>
+      <w:proofErr w:type="gramStart"/>
+      <w:r>
+        <w:t>ntohl</w:t>
+      </w:r>
+      <w:proofErr w:type="spellEnd"/>
+      <w:r>
+        <w:t>(</w:t>
+      </w:r>
+      <w:proofErr w:type="gramEnd"/>
+      <w:r>
+        <w:t xml:space="preserve">) Are Essential </w:t>
       </w:r>
       <w:bookmarkEnd w:id="6"/>
     </w:p>
@@ -2802,7 +2986,59 @@
         <w:ind w:left="238" w:right="294"/>
       </w:pPr>
       <w:r>
-        <w:t xml:space="preserve">If you send a raw integer from a little-endian machine without converting it, the receiver will read the bytes in the wrong order and get a completely different number. The htonl() and ntohl() functions handle this conversion automatically. htonl() converts from host order to network order before sending; ntohl() does the reverse after receiving. Without these, your protocol will work fine when both endpoints share the same CPU architecture, but silently produce garbage when they don't. </w:t>
+        <w:t xml:space="preserve">If you send a raw integer from a little-endian machine without converting it, the receiver will read the bytes in the wrong order and get a completely different number. The </w:t>
+      </w:r>
+      <w:proofErr w:type="spellStart"/>
+      <w:proofErr w:type="gramStart"/>
+      <w:r>
+        <w:t>htonl</w:t>
+      </w:r>
+      <w:proofErr w:type="spellEnd"/>
+      <w:r>
+        <w:t>(</w:t>
+      </w:r>
+      <w:proofErr w:type="gramEnd"/>
+      <w:r>
+        <w:t xml:space="preserve">) and </w:t>
+      </w:r>
+      <w:proofErr w:type="spellStart"/>
+      <w:proofErr w:type="gramStart"/>
+      <w:r>
+        <w:t>ntohl</w:t>
+      </w:r>
+      <w:proofErr w:type="spellEnd"/>
+      <w:r>
+        <w:t>(</w:t>
+      </w:r>
+      <w:proofErr w:type="gramEnd"/>
+      <w:r>
+        <w:t xml:space="preserve">) functions handle this conversion automatically. </w:t>
+      </w:r>
+      <w:proofErr w:type="spellStart"/>
+      <w:proofErr w:type="gramStart"/>
+      <w:r>
+        <w:t>htonl</w:t>
+      </w:r>
+      <w:proofErr w:type="spellEnd"/>
+      <w:r>
+        <w:t>(</w:t>
+      </w:r>
+      <w:proofErr w:type="gramEnd"/>
+      <w:r>
+        <w:t xml:space="preserve">) converts from host order to network order before sending; </w:t>
+      </w:r>
+      <w:proofErr w:type="spellStart"/>
+      <w:proofErr w:type="gramStart"/>
+      <w:r>
+        <w:t>ntohl</w:t>
+      </w:r>
+      <w:proofErr w:type="spellEnd"/>
+      <w:r>
+        <w:t>(</w:t>
+      </w:r>
+      <w:proofErr w:type="gramEnd"/>
+      <w:r>
+        <w:t xml:space="preserve">) does the reverse after receiving. Without these, your protocol will work fine when both endpoints share the same CPU architecture, but silently produce garbage when they don't. </w:t>
       </w:r>
     </w:p>
     <w:p>
@@ -2822,7 +3058,15 @@
       </w:pPr>
       <w:bookmarkStart w:id="7" w:name="_Toc15148"/>
       <w:r>
-        <w:t xml:space="preserve">Question 3: Edge-Triggered vs. Level-Triggered epoll </w:t>
+        <w:t xml:space="preserve">Question 3: Edge-Triggered vs. Level-Triggered </w:t>
+      </w:r>
+      <w:proofErr w:type="spellStart"/>
+      <w:r>
+        <w:t>epoll</w:t>
+      </w:r>
+      <w:proofErr w:type="spellEnd"/>
+      <w:r>
+        <w:t xml:space="preserve"> </w:t>
       </w:r>
       <w:bookmarkEnd w:id="7"/>
     </w:p>
@@ -2831,7 +3075,23 @@
         <w:ind w:left="238" w:right="294"/>
       </w:pPr>
       <w:r>
-        <w:t xml:space="preserve">Level-Triggered (LT) is the default behavior in epoll: the kernel keeps notifying your application as long as there's unread data in a socket buffer. It's forgiving if you miss some data in one loop iteration, you'll be told about it again. </w:t>
+        <w:t xml:space="preserve">Level-Triggered (LT) is the default </w:t>
+      </w:r>
+      <w:proofErr w:type="spellStart"/>
+      <w:r>
+        <w:t>behavior</w:t>
+      </w:r>
+      <w:proofErr w:type="spellEnd"/>
+      <w:r>
+        <w:t xml:space="preserve"> in </w:t>
+      </w:r>
+      <w:proofErr w:type="spellStart"/>
+      <w:r>
+        <w:t>epoll</w:t>
+      </w:r>
+      <w:proofErr w:type="spellEnd"/>
+      <w:r>
+        <w:t xml:space="preserve">: the kernel keeps notifying your application as long as there's unread data in a socket buffer. It's forgiving if you miss some data in one loop iteration, you'll be told about it again. </w:t>
       </w:r>
     </w:p>
     <w:p>
@@ -2871,7 +3131,28 @@
         <w:ind w:right="294" w:hanging="360"/>
       </w:pPr>
       <w:r>
-        <w:t xml:space="preserve">Every socket monitored by epoll must be set to non-blocking mode (O_NONBLOCK via fcntl()). If a socket is blocking and you try to read from it when it's empty, your program will freeze indefinitely. </w:t>
+        <w:t xml:space="preserve">Every socket monitored by </w:t>
+      </w:r>
+      <w:proofErr w:type="spellStart"/>
+      <w:r>
+        <w:t>epoll</w:t>
+      </w:r>
+      <w:proofErr w:type="spellEnd"/>
+      <w:r>
+        <w:t xml:space="preserve"> must be set to non-blocking mode (O_NONBLOCK via </w:t>
+      </w:r>
+      <w:proofErr w:type="spellStart"/>
+      <w:proofErr w:type="gramStart"/>
+      <w:r>
+        <w:t>fcntl</w:t>
+      </w:r>
+      <w:proofErr w:type="spellEnd"/>
+      <w:r>
+        <w:t>(</w:t>
+      </w:r>
+      <w:proofErr w:type="gramEnd"/>
+      <w:r>
+        <w:t xml:space="preserve">)). If a socket is blocking and you try to read from it when it's empty, your program will freeze indefinitely. </w:t>
       </w:r>
     </w:p>
     <w:p>
@@ -2903,7 +3184,15 @@
         <w:ind w:left="238" w:right="294"/>
       </w:pPr>
       <w:r>
-        <w:t xml:space="preserve">The payoff for this extra care is a much more scalable server. With Edge-Triggered epoll, CPU usage stays low even as the number of concurrent connections grows. </w:t>
+        <w:t xml:space="preserve">The payoff for this extra care is a much more scalable server. With Edge-Triggered </w:t>
+      </w:r>
+      <w:proofErr w:type="spellStart"/>
+      <w:r>
+        <w:t>epoll</w:t>
+      </w:r>
+      <w:proofErr w:type="spellEnd"/>
+      <w:r>
+        <w:t xml:space="preserve">, CPU usage stays low even as the number of concurrent connections grows. </w:t>
       </w:r>
     </w:p>
     <w:p>
@@ -2962,7 +3251,15 @@
         <w:ind w:left="238" w:right="294"/>
       </w:pPr>
       <w:r>
-        <w:t xml:space="preserve">The server runs a single-threaded event loop built on Linux epoll in Edge-Triggered mode. This avoids the overhead of creating threads per connection no lock contention, no context switches, no extra memory per thread. Instead, one loop monitors all active sockets and processes them as events arrive. </w:t>
+        <w:t xml:space="preserve">The server runs a single-threaded event loop built on Linux </w:t>
+      </w:r>
+      <w:proofErr w:type="spellStart"/>
+      <w:r>
+        <w:t>epoll</w:t>
+      </w:r>
+      <w:proofErr w:type="spellEnd"/>
+      <w:r>
+        <w:t xml:space="preserve"> in Edge-Triggered mode. This avoids the overhead of creating threads per connection no lock contention, no context switches, no extra memory per thread. Instead, one loop monitors all active sockets and processes them as events arrive. </w:t>
       </w:r>
     </w:p>
     <w:p>
@@ -2980,7 +3277,15 @@
         <w:ind w:left="238" w:right="294"/>
       </w:pPr>
       <w:r>
-        <w:t xml:space="preserve">The code is split into two logical layers: a network/protocol tier that handles framing and byteorder conversions, and a storage tier that manages the in-memory hash map. Keeping these separate made both easier to test and debug independently. </w:t>
+        <w:t xml:space="preserve">The code is split into two logical layers: a network/protocol tier that handles framing and </w:t>
+      </w:r>
+      <w:proofErr w:type="spellStart"/>
+      <w:r>
+        <w:t>byteorder</w:t>
+      </w:r>
+      <w:proofErr w:type="spellEnd"/>
+      <w:r>
+        <w:t xml:space="preserve"> conversions, and a storage tier that manages the in-memory hash map. Keeping these separate made both easier to test and debug independently. </w:t>
       </w:r>
     </w:p>
     <w:p>
@@ -2998,7 +3303,28 @@
         <w:ind w:left="238" w:right="294"/>
       </w:pPr>
       <w:r>
-        <w:t xml:space="preserve">Protocol independence is achieved through getaddrinfo(), which hides the differences between IPv4 and IPv6 from the rest of the code. Dual-stack support is enabled by binding to the IPv6 wildcard address (in6addr_any) and turning off IPV6_V6ONLY. This causes the OS to automatically translate incoming IPv4 connections into IPv6-mapped addresses (e.g., ::ffff:127.0.0.1), feeding everything through a single code path. </w:t>
+        <w:t xml:space="preserve">Protocol independence is achieved through </w:t>
+      </w:r>
+      <w:proofErr w:type="spellStart"/>
+      <w:proofErr w:type="gramStart"/>
+      <w:r>
+        <w:t>getaddrinfo</w:t>
+      </w:r>
+      <w:proofErr w:type="spellEnd"/>
+      <w:r>
+        <w:t>(</w:t>
+      </w:r>
+      <w:proofErr w:type="gramEnd"/>
+      <w:r>
+        <w:t>), which hides the differences between IPv4 and IPv6 from the rest of the code. Dual-stack support is enabled by binding to the IPv6 wildcard address (in6addr_any) and turning off IPV6_V6ONLY. This causes the OS to automatically translate incoming IPv4 connections into IPv6-mapped addresses (e.g.</w:t>
+      </w:r>
+      <w:proofErr w:type="gramStart"/>
+      <w:r>
+        <w:t>, ::ffff</w:t>
+      </w:r>
+      <w:proofErr w:type="gramEnd"/>
+      <w:r>
+        <w:t xml:space="preserve">:127.0.0.1), feeding everything through a single code path. </w:t>
       </w:r>
     </w:p>
     <w:p>
@@ -3049,8 +3375,13 @@
         <w:spacing w:after="96"/>
         <w:ind w:right="294" w:hanging="360"/>
       </w:pPr>
-      <w:r>
-        <w:t xml:space="preserve">kv_protocol.h: Defines the wire format for requests and responses. Both structs use __attribute__((packed)) so the compiler won't insert padding bytes that would break parsing on the other end. Requests carry a 4-byte length, a 4-byte opcode (SET=1, GET=2, DEL=3), and a payload. Responses carry a 4-byte length and a 4-byte status code (SUCCESS=0, NOT_FOUND=1, ERROR=2). </w:t>
+      <w:proofErr w:type="spellStart"/>
+      <w:r>
+        <w:t>kv_protocol.h</w:t>
+      </w:r>
+      <w:proofErr w:type="spellEnd"/>
+      <w:r>
+        <w:t xml:space="preserve">: Defines the wire format for requests and responses. Both structs use __attribute__((packed)) so the compiler won't insert padding bytes that would break parsing on the other end. Requests carry a 4-byte length, a 4-byte opcode (SET=1, GET=2, DEL=3), and a payload. Responses carry a 4-byte length and a 4-byte status code (SUCCESS=0, NOT_FOUND=1, ERROR=2). </w:t>
       </w:r>
     </w:p>
     <w:p>
@@ -3062,8 +3393,101 @@
         <w:spacing w:after="99"/>
         <w:ind w:right="294" w:hanging="360"/>
       </w:pPr>
-      <w:r>
-        <w:t xml:space="preserve">kv_store.h / kv_store.c: The in-memory storage engine. It uses a 1024-bucket hash table with chaining to handle collisions. Public functions: store_init(), store_set(), store_get(), store_del(), store_destroy(). </w:t>
+      <w:proofErr w:type="spellStart"/>
+      <w:r>
+        <w:t>kv_store.h</w:t>
+      </w:r>
+      <w:proofErr w:type="spellEnd"/>
+      <w:r>
+        <w:t xml:space="preserve"> / </w:t>
+      </w:r>
+      <w:proofErr w:type="spellStart"/>
+      <w:r>
+        <w:t>kv_store.c</w:t>
+      </w:r>
+      <w:proofErr w:type="spellEnd"/>
+      <w:r>
+        <w:t xml:space="preserve">: The in-memory storage engine. It uses a 1024-bucket hash table with chaining to handle collisions. Public functions: </w:t>
+      </w:r>
+      <w:proofErr w:type="spellStart"/>
+      <w:r>
+        <w:t>store_</w:t>
+      </w:r>
+      <w:proofErr w:type="gramStart"/>
+      <w:r>
+        <w:t>init</w:t>
+      </w:r>
+      <w:proofErr w:type="spellEnd"/>
+      <w:r>
+        <w:t>(</w:t>
+      </w:r>
+      <w:proofErr w:type="gramEnd"/>
+      <w:r>
+        <w:t xml:space="preserve">), </w:t>
+      </w:r>
+      <w:proofErr w:type="spellStart"/>
+      <w:r>
+        <w:t>store_</w:t>
+      </w:r>
+      <w:proofErr w:type="gramStart"/>
+      <w:r>
+        <w:t>set</w:t>
+      </w:r>
+      <w:proofErr w:type="spellEnd"/>
+      <w:r>
+        <w:t>(</w:t>
+      </w:r>
+      <w:proofErr w:type="gramEnd"/>
+      <w:r>
+        <w:t xml:space="preserve">), </w:t>
+      </w:r>
+      <w:proofErr w:type="spellStart"/>
+      <w:r>
+        <w:t>store_</w:t>
+      </w:r>
+      <w:proofErr w:type="gramStart"/>
+      <w:r>
+        <w:t>get</w:t>
+      </w:r>
+      <w:proofErr w:type="spellEnd"/>
+      <w:r>
+        <w:t>(</w:t>
+      </w:r>
+      <w:proofErr w:type="gramEnd"/>
+      <w:r>
+        <w:t xml:space="preserve">), </w:t>
+      </w:r>
+      <w:proofErr w:type="spellStart"/>
+      <w:r>
+        <w:t>store_</w:t>
+      </w:r>
+      <w:proofErr w:type="gramStart"/>
+      <w:r>
+        <w:t>del</w:t>
+      </w:r>
+      <w:proofErr w:type="spellEnd"/>
+      <w:r>
+        <w:t>(</w:t>
+      </w:r>
+      <w:proofErr w:type="gramEnd"/>
+      <w:r>
+        <w:t xml:space="preserve">), </w:t>
+      </w:r>
+      <w:proofErr w:type="spellStart"/>
+      <w:r>
+        <w:t>store_</w:t>
+      </w:r>
+      <w:proofErr w:type="gramStart"/>
+      <w:r>
+        <w:t>destroy</w:t>
+      </w:r>
+      <w:proofErr w:type="spellEnd"/>
+      <w:r>
+        <w:t>(</w:t>
+      </w:r>
+      <w:proofErr w:type="gramEnd"/>
+      <w:r>
+        <w:t xml:space="preserve">). </w:t>
       </w:r>
     </w:p>
     <w:p>
@@ -3075,8 +3499,21 @@
         <w:spacing w:after="99"/>
         <w:ind w:right="294" w:hanging="360"/>
       </w:pPr>
-      <w:r>
-        <w:t xml:space="preserve">kv_server_tcp.c: The TCP server. Manages non-blocking sockets, Edge-Triggered epoll, per-client receive buffers for handling partial frames, dual-stack configuration, and runtime socket options passed in via CLI flags. </w:t>
+      <w:proofErr w:type="spellStart"/>
+      <w:r>
+        <w:t>kv_server_tcp.c</w:t>
+      </w:r>
+      <w:proofErr w:type="spellEnd"/>
+      <w:r>
+        <w:t xml:space="preserve">: The TCP server. Manages non-blocking sockets, Edge-Triggered </w:t>
+      </w:r>
+      <w:proofErr w:type="spellStart"/>
+      <w:r>
+        <w:t>epoll</w:t>
+      </w:r>
+      <w:proofErr w:type="spellEnd"/>
+      <w:r>
+        <w:t xml:space="preserve">, per-client receive buffers for handling partial frames, dual-stack configuration, and runtime socket options passed in via CLI flags. </w:t>
       </w:r>
     </w:p>
     <w:p>
@@ -3088,8 +3525,13 @@
         <w:spacing w:after="96"/>
         <w:ind w:right="294" w:hanging="360"/>
       </w:pPr>
-      <w:r>
-        <w:t xml:space="preserve">kv_server_udp.c: The UDP server. Simpler than the TCP version since there are no connections to track. Processes incoming datagrams and sends responses back to the originating address. </w:t>
+      <w:proofErr w:type="spellStart"/>
+      <w:r>
+        <w:t>kv_server_udp.c</w:t>
+      </w:r>
+      <w:proofErr w:type="spellEnd"/>
+      <w:r>
+        <w:t xml:space="preserve">: The UDP server. Simpler than the TCP version since there are no connections to track. Processes incoming datagrams and sends responses back to the originating address. </w:t>
       </w:r>
     </w:p>
     <w:p>
@@ -3100,8 +3542,13 @@
         </w:numPr>
         <w:ind w:right="294" w:hanging="360"/>
       </w:pPr>
-      <w:r>
-        <w:t xml:space="preserve">kv_client.c: A command-line test client. Packages requests into binary frames, sends them over either TCP or UDP (selected with -u), and implements exponential backoff retry logic for the UDP path. </w:t>
+      <w:proofErr w:type="spellStart"/>
+      <w:r>
+        <w:t>kv_client.c</w:t>
+      </w:r>
+      <w:proofErr w:type="spellEnd"/>
+      <w:r>
+        <w:t xml:space="preserve">: A command-line test client. Packages requests into binary frames, sends them over either TCP or UDP (selected with -u), and implements exponential backoff retry logic for the UDP path. </w:t>
       </w:r>
     </w:p>
     <w:p>
@@ -3113,9 +3560,22 @@
         <w:spacing w:after="91"/>
         <w:ind w:right="294" w:hanging="360"/>
       </w:pPr>
+      <w:proofErr w:type="spellStart"/>
       <w:r>
         <w:lastRenderedPageBreak/>
-        <w:t xml:space="preserve">Makefile: Automates the build with -Wall -Wextra -g -O2 flags. Running make clean followed by make should produce a clean build with no warnings. </w:t>
+        <w:t>Makefile</w:t>
+      </w:r>
+      <w:proofErr w:type="spellEnd"/>
+      <w:r>
+        <w:t>: Automates the build with -Wall -</w:t>
+      </w:r>
+      <w:proofErr w:type="spellStart"/>
+      <w:r>
+        <w:t>Wextra</w:t>
+      </w:r>
+      <w:proofErr w:type="spellEnd"/>
+      <w:r>
+        <w:t xml:space="preserve"> -g -O2 flags. Running make clean followed by make should produce a clean build with no warnings. </w:t>
       </w:r>
     </w:p>
     <w:p>
@@ -3189,7 +3649,15 @@
         <w:ind w:left="238" w:right="294"/>
       </w:pPr>
       <w:r>
-        <w:t xml:space="preserve">Running make clean followed by make produces a fully clean build with no warnings under Wall -Wextra: </w:t>
+        <w:t>Running make clean followed by make produces a fully clean build with no warnings under Wall -</w:t>
+      </w:r>
+      <w:proofErr w:type="spellStart"/>
+      <w:r>
+        <w:t>Wextra</w:t>
+      </w:r>
+      <w:proofErr w:type="spellEnd"/>
+      <w:r>
+        <w:t xml:space="preserve">: </w:t>
       </w:r>
     </w:p>
     <w:p>
@@ -3221,7 +3689,49 @@
         <w:rPr>
           <w:sz w:val="20"/>
         </w:rPr>
-        <w:t>rm -f *.o server_tcp server_udp client</w:t>
+        <w:t xml:space="preserve">rm -f </w:t>
+      </w:r>
+      <w:proofErr w:type="gramStart"/>
+      <w:r>
+        <w:rPr>
+          <w:sz w:val="20"/>
+        </w:rPr>
+        <w:t>*.o</w:t>
+      </w:r>
+      <w:proofErr w:type="gramEnd"/>
+      <w:r>
+        <w:rPr>
+          <w:sz w:val="20"/>
+        </w:rPr>
+        <w:t xml:space="preserve"> </w:t>
+      </w:r>
+      <w:proofErr w:type="spellStart"/>
+      <w:r>
+        <w:rPr>
+          <w:sz w:val="20"/>
+        </w:rPr>
+        <w:t>server_tcp</w:t>
+      </w:r>
+      <w:proofErr w:type="spellEnd"/>
+      <w:r>
+        <w:rPr>
+          <w:sz w:val="20"/>
+        </w:rPr>
+        <w:t xml:space="preserve"> </w:t>
+      </w:r>
+      <w:proofErr w:type="spellStart"/>
+      <w:r>
+        <w:rPr>
+          <w:sz w:val="20"/>
+        </w:rPr>
+        <w:t>server_udp</w:t>
+      </w:r>
+      <w:proofErr w:type="spellEnd"/>
+      <w:r>
+        <w:rPr>
+          <w:sz w:val="20"/>
+        </w:rPr>
+        <w:t xml:space="preserve"> client</w:t>
       </w:r>
       <w:r>
         <w:t xml:space="preserve"> </w:t>
@@ -3259,66 +3769,332 @@
         <w:ind w:left="238" w:right="4169"/>
         <w:jc w:val="left"/>
       </w:pPr>
-      <w:r>
-        <w:rPr>
-          <w:sz w:val="20"/>
-        </w:rPr>
-        <w:t>gcc -Wall -Wextra -g -O2 -c kv_server_tcp.c</w:t>
-      </w:r>
-      <w:r>
-        <w:t xml:space="preserve"> </w:t>
-      </w:r>
-      <w:r>
-        <w:rPr>
-          <w:sz w:val="20"/>
-        </w:rPr>
-        <w:t>gcc -Wall -Wextra -g -O2 -c kv_store.c</w:t>
-      </w:r>
-      <w:r>
-        <w:t xml:space="preserve"> </w:t>
-      </w:r>
-      <w:r>
-        <w:rPr>
-          <w:sz w:val="20"/>
-        </w:rPr>
-        <w:t>gcc -Wall -Wextra -g -O2 -o server_tcp kv_server_tcp.o kv_store.o</w:t>
-      </w:r>
-      <w:r>
-        <w:t xml:space="preserve"> </w:t>
-      </w:r>
-      <w:r>
-        <w:rPr>
-          <w:sz w:val="20"/>
-        </w:rPr>
-        <w:t>gcc -Wall -Wextra -g -O2 -c kv_server_udp.c</w:t>
-      </w:r>
-      <w:r>
-        <w:t xml:space="preserve"> </w:t>
-      </w:r>
-      <w:r>
-        <w:rPr>
-          <w:sz w:val="20"/>
-        </w:rPr>
-        <w:t>gcc -Wall -Wextra -g -O2 -o server_udp kv_server_udp.o kv_store.o</w:t>
-      </w:r>
-      <w:r>
-        <w:t xml:space="preserve"> </w:t>
-      </w:r>
-      <w:r>
-        <w:rPr>
-          <w:sz w:val="20"/>
-        </w:rPr>
-        <w:t>gcc -Wall -Wextra -g -O2 -c kv_client.c</w:t>
-      </w:r>
-      <w:r>
-        <w:t xml:space="preserve"> </w:t>
-      </w:r>
-      <w:r>
-        <w:rPr>
-          <w:sz w:val="20"/>
-        </w:rPr>
-        <w:t>gcc -Wall -Wextra -g -O2 -o client kv_client.o</w:t>
-      </w:r>
+      <w:proofErr w:type="spellStart"/>
+      <w:r>
+        <w:rPr>
+          <w:sz w:val="20"/>
+        </w:rPr>
+        <w:t>gcc</w:t>
+      </w:r>
+      <w:proofErr w:type="spellEnd"/>
+      <w:r>
+        <w:rPr>
+          <w:sz w:val="20"/>
+        </w:rPr>
+        <w:t xml:space="preserve"> -Wall -</w:t>
+      </w:r>
+      <w:proofErr w:type="spellStart"/>
+      <w:r>
+        <w:rPr>
+          <w:sz w:val="20"/>
+        </w:rPr>
+        <w:t>Wextra</w:t>
+      </w:r>
+      <w:proofErr w:type="spellEnd"/>
+      <w:r>
+        <w:rPr>
+          <w:sz w:val="20"/>
+        </w:rPr>
+        <w:t xml:space="preserve"> -g -O2 -c </w:t>
+      </w:r>
+      <w:proofErr w:type="spellStart"/>
+      <w:r>
+        <w:rPr>
+          <w:sz w:val="20"/>
+        </w:rPr>
+        <w:t>kv_server_tcp.c</w:t>
+      </w:r>
+      <w:proofErr w:type="spellEnd"/>
+      <w:r>
+        <w:t xml:space="preserve"> </w:t>
+      </w:r>
+      <w:proofErr w:type="spellStart"/>
+      <w:r>
+        <w:rPr>
+          <w:sz w:val="20"/>
+        </w:rPr>
+        <w:t>gcc</w:t>
+      </w:r>
+      <w:proofErr w:type="spellEnd"/>
+      <w:r>
+        <w:rPr>
+          <w:sz w:val="20"/>
+        </w:rPr>
+        <w:t xml:space="preserve"> -Wall -</w:t>
+      </w:r>
+      <w:proofErr w:type="spellStart"/>
+      <w:r>
+        <w:rPr>
+          <w:sz w:val="20"/>
+        </w:rPr>
+        <w:t>Wextra</w:t>
+      </w:r>
+      <w:proofErr w:type="spellEnd"/>
+      <w:r>
+        <w:rPr>
+          <w:sz w:val="20"/>
+        </w:rPr>
+        <w:t xml:space="preserve"> -g -O2 -c </w:t>
+      </w:r>
+      <w:proofErr w:type="spellStart"/>
+      <w:r>
+        <w:rPr>
+          <w:sz w:val="20"/>
+        </w:rPr>
+        <w:t>kv_store.c</w:t>
+      </w:r>
+      <w:proofErr w:type="spellEnd"/>
+      <w:r>
+        <w:t xml:space="preserve"> </w:t>
+      </w:r>
+      <w:proofErr w:type="spellStart"/>
+      <w:r>
+        <w:rPr>
+          <w:sz w:val="20"/>
+        </w:rPr>
+        <w:t>gcc</w:t>
+      </w:r>
+      <w:proofErr w:type="spellEnd"/>
+      <w:r>
+        <w:rPr>
+          <w:sz w:val="20"/>
+        </w:rPr>
+        <w:t xml:space="preserve"> -Wall -</w:t>
+      </w:r>
+      <w:proofErr w:type="spellStart"/>
+      <w:r>
+        <w:rPr>
+          <w:sz w:val="20"/>
+        </w:rPr>
+        <w:t>Wextra</w:t>
+      </w:r>
+      <w:proofErr w:type="spellEnd"/>
+      <w:r>
+        <w:rPr>
+          <w:sz w:val="20"/>
+        </w:rPr>
+        <w:t xml:space="preserve"> -g -O2 -o </w:t>
+      </w:r>
+      <w:proofErr w:type="spellStart"/>
+      <w:r>
+        <w:rPr>
+          <w:sz w:val="20"/>
+        </w:rPr>
+        <w:t>server_tcp</w:t>
+      </w:r>
+      <w:proofErr w:type="spellEnd"/>
+      <w:r>
+        <w:rPr>
+          <w:sz w:val="20"/>
+        </w:rPr>
+        <w:t xml:space="preserve"> </w:t>
+      </w:r>
+      <w:proofErr w:type="spellStart"/>
+      <w:r>
+        <w:rPr>
+          <w:sz w:val="20"/>
+        </w:rPr>
+        <w:t>kv_server_tcp.o</w:t>
+      </w:r>
+      <w:proofErr w:type="spellEnd"/>
+      <w:r>
+        <w:rPr>
+          <w:sz w:val="20"/>
+        </w:rPr>
+        <w:t xml:space="preserve"> </w:t>
+      </w:r>
+      <w:proofErr w:type="spellStart"/>
+      <w:r>
+        <w:rPr>
+          <w:sz w:val="20"/>
+        </w:rPr>
+        <w:t>kv_store.o</w:t>
+      </w:r>
+      <w:proofErr w:type="spellEnd"/>
+      <w:r>
+        <w:t xml:space="preserve"> </w:t>
+      </w:r>
+      <w:proofErr w:type="spellStart"/>
+      <w:r>
+        <w:rPr>
+          <w:sz w:val="20"/>
+        </w:rPr>
+        <w:t>gcc</w:t>
+      </w:r>
+      <w:proofErr w:type="spellEnd"/>
+      <w:r>
+        <w:rPr>
+          <w:sz w:val="20"/>
+        </w:rPr>
+        <w:t xml:space="preserve"> -Wall -</w:t>
+      </w:r>
+      <w:proofErr w:type="spellStart"/>
+      <w:r>
+        <w:rPr>
+          <w:sz w:val="20"/>
+        </w:rPr>
+        <w:t>Wextra</w:t>
+      </w:r>
+      <w:proofErr w:type="spellEnd"/>
+      <w:r>
+        <w:rPr>
+          <w:sz w:val="20"/>
+        </w:rPr>
+        <w:t xml:space="preserve"> -g -O2 -c </w:t>
+      </w:r>
+      <w:proofErr w:type="spellStart"/>
+      <w:r>
+        <w:rPr>
+          <w:sz w:val="20"/>
+        </w:rPr>
+        <w:t>kv_server_udp.c</w:t>
+      </w:r>
+      <w:proofErr w:type="spellEnd"/>
+      <w:r>
+        <w:t xml:space="preserve"> </w:t>
+      </w:r>
+      <w:proofErr w:type="spellStart"/>
+      <w:r>
+        <w:rPr>
+          <w:sz w:val="20"/>
+        </w:rPr>
+        <w:t>gcc</w:t>
+      </w:r>
+      <w:proofErr w:type="spellEnd"/>
+      <w:r>
+        <w:rPr>
+          <w:sz w:val="20"/>
+        </w:rPr>
+        <w:t xml:space="preserve"> -Wall -</w:t>
+      </w:r>
+      <w:proofErr w:type="spellStart"/>
+      <w:r>
+        <w:rPr>
+          <w:sz w:val="20"/>
+        </w:rPr>
+        <w:t>Wextra</w:t>
+      </w:r>
+      <w:proofErr w:type="spellEnd"/>
+      <w:r>
+        <w:rPr>
+          <w:sz w:val="20"/>
+        </w:rPr>
+        <w:t xml:space="preserve"> -g -O2 -o </w:t>
+      </w:r>
+      <w:proofErr w:type="spellStart"/>
+      <w:r>
+        <w:rPr>
+          <w:sz w:val="20"/>
+        </w:rPr>
+        <w:t>server_udp</w:t>
+      </w:r>
+      <w:proofErr w:type="spellEnd"/>
+      <w:r>
+        <w:rPr>
+          <w:sz w:val="20"/>
+        </w:rPr>
+        <w:t xml:space="preserve"> </w:t>
+      </w:r>
+      <w:proofErr w:type="spellStart"/>
+      <w:r>
+        <w:rPr>
+          <w:sz w:val="20"/>
+        </w:rPr>
+        <w:t>kv_server_udp.o</w:t>
+      </w:r>
+      <w:proofErr w:type="spellEnd"/>
+      <w:r>
+        <w:rPr>
+          <w:sz w:val="20"/>
+        </w:rPr>
+        <w:t xml:space="preserve"> </w:t>
+      </w:r>
+      <w:proofErr w:type="spellStart"/>
+      <w:r>
+        <w:rPr>
+          <w:sz w:val="20"/>
+        </w:rPr>
+        <w:t>kv_store.o</w:t>
+      </w:r>
+      <w:proofErr w:type="spellEnd"/>
+      <w:r>
+        <w:t xml:space="preserve"> </w:t>
+      </w:r>
+      <w:proofErr w:type="spellStart"/>
+      <w:r>
+        <w:rPr>
+          <w:sz w:val="20"/>
+        </w:rPr>
+        <w:t>gcc</w:t>
+      </w:r>
+      <w:proofErr w:type="spellEnd"/>
+      <w:r>
+        <w:rPr>
+          <w:sz w:val="20"/>
+        </w:rPr>
+        <w:t xml:space="preserve"> -Wall -</w:t>
+      </w:r>
+      <w:proofErr w:type="spellStart"/>
+      <w:r>
+        <w:rPr>
+          <w:sz w:val="20"/>
+        </w:rPr>
+        <w:t>Wextra</w:t>
+      </w:r>
+      <w:proofErr w:type="spellEnd"/>
+      <w:r>
+        <w:rPr>
+          <w:sz w:val="20"/>
+        </w:rPr>
+        <w:t xml:space="preserve"> -g -O2 -c </w:t>
+      </w:r>
+      <w:proofErr w:type="spellStart"/>
+      <w:r>
+        <w:rPr>
+          <w:sz w:val="20"/>
+        </w:rPr>
+        <w:t>kv_client.c</w:t>
+      </w:r>
+      <w:proofErr w:type="spellEnd"/>
+      <w:r>
+        <w:t xml:space="preserve"> </w:t>
+      </w:r>
+      <w:proofErr w:type="spellStart"/>
+      <w:r>
+        <w:rPr>
+          <w:sz w:val="20"/>
+        </w:rPr>
+        <w:t>gcc</w:t>
+      </w:r>
+      <w:proofErr w:type="spellEnd"/>
+      <w:r>
+        <w:rPr>
+          <w:sz w:val="20"/>
+        </w:rPr>
+        <w:t xml:space="preserve"> -Wall -</w:t>
+      </w:r>
+      <w:proofErr w:type="spellStart"/>
+      <w:r>
+        <w:rPr>
+          <w:sz w:val="20"/>
+        </w:rPr>
+        <w:t>Wextra</w:t>
+      </w:r>
+      <w:proofErr w:type="spellEnd"/>
+      <w:r>
+        <w:rPr>
+          <w:sz w:val="20"/>
+        </w:rPr>
+        <w:t xml:space="preserve"> -g -O2 -o client </w:t>
+      </w:r>
+      <w:proofErr w:type="spellStart"/>
+      <w:r>
+        <w:rPr>
+          <w:sz w:val="20"/>
+        </w:rPr>
+        <w:t>kv_client.o</w:t>
+      </w:r>
+      <w:proofErr w:type="spellEnd"/>
       <w:r>
         <w:t xml:space="preserve"> </w:t>
       </w:r>
@@ -3447,12 +4223,28 @@
         <w:ind w:left="238" w:right="0"/>
         <w:jc w:val="left"/>
       </w:pPr>
-      <w:r>
-        <w:rPr>
-          <w:sz w:val="20"/>
-        </w:rPr>
-        <w:t>$ ./server_tcp</w:t>
-      </w:r>
+      <w:proofErr w:type="gramStart"/>
+      <w:r>
+        <w:rPr>
+          <w:sz w:val="20"/>
+        </w:rPr>
+        <w:t>$ .</w:t>
+      </w:r>
+      <w:proofErr w:type="gramEnd"/>
+      <w:r>
+        <w:rPr>
+          <w:sz w:val="20"/>
+        </w:rPr>
+        <w:t>/</w:t>
+      </w:r>
+      <w:proofErr w:type="spellStart"/>
+      <w:r>
+        <w:rPr>
+          <w:sz w:val="20"/>
+        </w:rPr>
+        <w:t>server_tcp</w:t>
+      </w:r>
+      <w:proofErr w:type="spellEnd"/>
       <w:r>
         <w:t xml:space="preserve"> </w:t>
       </w:r>
@@ -3467,8 +4259,16 @@
         <w:rPr>
           <w:sz w:val="20"/>
         </w:rPr>
-        <w:t>[STARTUP] TCP Server active on port 5001 (Dual Stack Mapped)...</w:t>
-      </w:r>
+        <w:t xml:space="preserve">[STARTUP] TCP Server active on port 5001 (Dual Stack </w:t>
+      </w:r>
+      <w:proofErr w:type="gramStart"/>
+      <w:r>
+        <w:rPr>
+          <w:sz w:val="20"/>
+        </w:rPr>
+        <w:t>Mapped)...</w:t>
+      </w:r>
+      <w:proofErr w:type="gramEnd"/>
       <w:r>
         <w:t xml:space="preserve"> </w:t>
       </w:r>
@@ -3500,7 +4300,21 @@
           <w:sz w:val="20"/>
         </w:rPr>
         <w:lastRenderedPageBreak/>
-        <w:t>[REQUEST] SET received from 127.0.0.1:53214 | Key: 'username' | Value: 'Banfy'</w:t>
+        <w:t>[REQUEST] SET received from 127.0.0.1:53214 | Key: 'username' | Value: '</w:t>
+      </w:r>
+      <w:proofErr w:type="spellStart"/>
+      <w:r>
+        <w:rPr>
+          <w:sz w:val="20"/>
+        </w:rPr>
+        <w:t>Banfy</w:t>
+      </w:r>
+      <w:proofErr w:type="spellEnd"/>
+      <w:r>
+        <w:rPr>
+          <w:sz w:val="20"/>
+        </w:rPr>
+        <w:t>'</w:t>
       </w:r>
       <w:r>
         <w:t xml:space="preserve"> </w:t>
@@ -3595,11 +4409,33 @@
         <w:ind w:left="238" w:right="4811"/>
         <w:jc w:val="left"/>
       </w:pPr>
-      <w:r>
-        <w:rPr>
-          <w:sz w:val="20"/>
-        </w:rPr>
-        <w:t>$ ./client 127.0.0.1 5001 SET username "Banfy"</w:t>
+      <w:proofErr w:type="gramStart"/>
+      <w:r>
+        <w:rPr>
+          <w:sz w:val="20"/>
+        </w:rPr>
+        <w:t>$ .</w:t>
+      </w:r>
+      <w:proofErr w:type="gramEnd"/>
+      <w:r>
+        <w:rPr>
+          <w:sz w:val="20"/>
+        </w:rPr>
+        <w:t>/client 127.0.0.1 5001 SET username "</w:t>
+      </w:r>
+      <w:proofErr w:type="spellStart"/>
+      <w:r>
+        <w:rPr>
+          <w:sz w:val="20"/>
+        </w:rPr>
+        <w:t>Banfy</w:t>
+      </w:r>
+      <w:proofErr w:type="spellEnd"/>
+      <w:r>
+        <w:rPr>
+          <w:sz w:val="20"/>
+        </w:rPr>
+        <w:t>"</w:t>
       </w:r>
       <w:r>
         <w:t xml:space="preserve"> </w:t>
@@ -3630,11 +4466,19 @@
         <w:ind w:left="238" w:right="0"/>
         <w:jc w:val="left"/>
       </w:pPr>
-      <w:r>
-        <w:rPr>
-          <w:sz w:val="20"/>
-        </w:rPr>
-        <w:t>$ ./client 127.0.0.1 5001 GET username</w:t>
+      <w:proofErr w:type="gramStart"/>
+      <w:r>
+        <w:rPr>
+          <w:sz w:val="20"/>
+        </w:rPr>
+        <w:t>$ .</w:t>
+      </w:r>
+      <w:proofErr w:type="gramEnd"/>
+      <w:r>
+        <w:rPr>
+          <w:sz w:val="20"/>
+        </w:rPr>
+        <w:t>/client 127.0.0.1 5001 GET username</w:t>
       </w:r>
       <w:r>
         <w:t xml:space="preserve"> </w:t>
@@ -3650,8 +4494,16 @@
         <w:rPr>
           <w:sz w:val="20"/>
         </w:rPr>
-        <w:t>SUCCESS: Banfy</w:t>
-      </w:r>
+        <w:t xml:space="preserve">SUCCESS: </w:t>
+      </w:r>
+      <w:proofErr w:type="spellStart"/>
+      <w:r>
+        <w:rPr>
+          <w:sz w:val="20"/>
+        </w:rPr>
+        <w:t>Banfy</w:t>
+      </w:r>
+      <w:proofErr w:type="spellEnd"/>
       <w:r>
         <w:t xml:space="preserve"> </w:t>
       </w:r>
@@ -3840,57 +4692,54 @@
               </wp:inline>
             </w:drawing>
           </mc:Choice>
-          <mc:Fallback xmlns:a="http://schemas.openxmlformats.org/drawingml/2006/main">
+          <mc:Fallback>
             <w:pict>
-              <v:group id="Group 12147" style="width:468pt;height:181.55pt;mso-position-horizontal-relative:char;mso-position-vertical-relative:line" coordsize="59436,23056">
-                <v:rect id="Rectangle 1292" style="position:absolute;width:506;height:1843;left:49923;top:223;" filled="f" stroked="f">
+              <v:group w14:anchorId="22BC8579" id="Group 12147" o:spid="_x0000_s1026" style="width:468pt;height:181.55pt;mso-position-horizontal-relative:char;mso-position-vertical-relative:line" coordsize="59436,23056" o:gfxdata="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">
+                <v:rect id="Rectangle 1292" o:spid="_x0000_s1027" style="position:absolute;left:49923;top:223;width:507;height:1844;visibility:visible;mso-wrap-style:square;v-text-anchor:top" o:gfxdata="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" filled="f" stroked="f">
                   <v:textbox inset="0,0,0,0">
                     <w:txbxContent>
                       <w:p>
                         <w:pPr>
-                          <w:spacing w:before="0" w:after="160" w:line="259" w:lineRule="auto"/>
+                          <w:spacing w:after="160" w:line="259" w:lineRule="auto"/>
                           <w:ind w:left="0" w:right="0" w:firstLine="0"/>
                           <w:jc w:val="left"/>
                         </w:pPr>
                         <w:r>
-                          <w:rPr/>
                           <w:t xml:space="preserve"> </w:t>
                         </w:r>
                       </w:p>
                     </w:txbxContent>
                   </v:textbox>
                 </v:rect>
-                <v:rect id="Rectangle 1293" style="position:absolute;width:506;height:1843;left:49923;top:1976;" filled="f" stroked="f">
+                <v:rect id="Rectangle 1293" o:spid="_x0000_s1028" style="position:absolute;left:49923;top:1976;width:507;height:1843;visibility:visible;mso-wrap-style:square;v-text-anchor:top" o:gfxdata="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" filled="f" stroked="f">
                   <v:textbox inset="0,0,0,0">
                     <w:txbxContent>
                       <w:p>
                         <w:pPr>
-                          <w:spacing w:before="0" w:after="160" w:line="259" w:lineRule="auto"/>
+                          <w:spacing w:after="160" w:line="259" w:lineRule="auto"/>
                           <w:ind w:left="0" w:right="0" w:firstLine="0"/>
                           <w:jc w:val="left"/>
                         </w:pPr>
                         <w:r>
-                          <w:rPr/>
                           <w:t xml:space="preserve"> </w:t>
                         </w:r>
                       </w:p>
                     </w:txbxContent>
                   </v:textbox>
                 </v:rect>
-                <v:rect id="Rectangle 1294" style="position:absolute;width:592;height:2119;left:49923;top:5604;" filled="f" stroked="f">
+                <v:rect id="Rectangle 1294" o:spid="_x0000_s1029" style="position:absolute;left:49923;top:5604;width:593;height:2119;visibility:visible;mso-wrap-style:square;v-text-anchor:top" o:gfxdata="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" filled="f" stroked="f">
                   <v:textbox inset="0,0,0,0">
                     <w:txbxContent>
                       <w:p>
                         <w:pPr>
-                          <w:spacing w:before="0" w:after="160" w:line="259" w:lineRule="auto"/>
+                          <w:spacing w:after="160" w:line="259" w:lineRule="auto"/>
                           <w:ind w:left="0" w:right="0" w:firstLine="0"/>
                           <w:jc w:val="left"/>
                         </w:pPr>
                         <w:r>
                           <w:rPr>
-                            <w:rFonts w:cs="Times New Roman" w:hAnsi="Times New Roman" w:eastAsia="Times New Roman" w:ascii="Times New Roman"/>
-                            <w:b w:val="1"/>
-                            <w:color w:val="2e75b6"/>
+                            <w:b/>
+                            <w:color w:val="2E75B6"/>
                             <w:sz w:val="28"/>
                           </w:rPr>
                           <w:t xml:space="preserve"> </w:t>
@@ -3899,12 +4748,32 @@
                     </w:txbxContent>
                   </v:textbox>
                 </v:rect>
-                <v:shape id="Picture 1300" style="position:absolute;width:59436;height:14097;left:0;top:8959;" filled="f">
-                  <v:imagedata r:id="rId11"/>
+                <v:shapetype id="_x0000_t75" coordsize="21600,21600" o:spt="75" o:preferrelative="t" path="m@4@5l@4@11@9@11@9@5xe" filled="f" stroked="f">
+                  <v:stroke joinstyle="miter"/>
+                  <v:formulas>
+                    <v:f eqn="if lineDrawn pixelLineWidth 0"/>
+                    <v:f eqn="sum @0 1 0"/>
+                    <v:f eqn="sum 0 0 @1"/>
+                    <v:f eqn="prod @2 1 2"/>
+                    <v:f eqn="prod @3 21600 pixelWidth"/>
+                    <v:f eqn="prod @3 21600 pixelHeight"/>
+                    <v:f eqn="sum @0 0 1"/>
+                    <v:f eqn="prod @6 1 2"/>
+                    <v:f eqn="prod @7 21600 pixelWidth"/>
+                    <v:f eqn="sum @8 21600 0"/>
+                    <v:f eqn="prod @7 21600 pixelHeight"/>
+                    <v:f eqn="sum @10 21600 0"/>
+                  </v:formulas>
+                  <v:path o:extrusionok="f" gradientshapeok="t" o:connecttype="rect"/>
+                  <o:lock v:ext="edit" aspectratio="t"/>
+                </v:shapetype>
+                <v:shape id="Picture 1300" o:spid="_x0000_s1030" type="#_x0000_t75" style="position:absolute;top:8959;width:59436;height:14097;visibility:visible;mso-wrap-style:square" o:gfxdata="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">
+                  <v:imagedata r:id="rId11" o:title=""/>
                 </v:shape>
-                <v:shape id="Picture 1306" style="position:absolute;width:48672;height:7715;left:0;top:0;" filled="f">
-                  <v:imagedata r:id="rId12"/>
+                <v:shape id="Picture 1306" o:spid="_x0000_s1031" type="#_x0000_t75" style="position:absolute;width:48672;height:7715;visibility:visible;mso-wrap-style:square" o:gfxdata="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">
+                  <v:imagedata r:id="rId12" o:title=""/>
                 </v:shape>
+                <w10:anchorlock/>
               </v:group>
             </w:pict>
           </mc:Fallback>
@@ -4110,7 +4979,15 @@
         <w:ind w:left="238" w:right="294"/>
       </w:pPr>
       <w:r>
-        <w:t xml:space="preserve">Sending the same GET request over the IPv6 loopback address (::1) confirms that the dual-stack setup works correctly: </w:t>
+        <w:t xml:space="preserve">Sending the same GET request over the IPv6 loopback address </w:t>
+      </w:r>
+      <w:proofErr w:type="gramStart"/>
+      <w:r>
+        <w:t>(::</w:t>
+      </w:r>
+      <w:proofErr w:type="gramEnd"/>
+      <w:r>
+        <w:t xml:space="preserve">1) confirms that the dual-stack setup works correctly: </w:t>
       </w:r>
     </w:p>
     <w:p>
@@ -4129,11 +5006,33 @@
         <w:ind w:left="238" w:right="0"/>
         <w:jc w:val="left"/>
       </w:pPr>
-      <w:r>
-        <w:rPr>
-          <w:sz w:val="20"/>
-        </w:rPr>
-        <w:t>$ ./client ::1 5001 GET username</w:t>
+      <w:proofErr w:type="gramStart"/>
+      <w:r>
+        <w:rPr>
+          <w:sz w:val="20"/>
+        </w:rPr>
+        <w:t>$ .</w:t>
+      </w:r>
+      <w:proofErr w:type="gramEnd"/>
+      <w:r>
+        <w:rPr>
+          <w:sz w:val="20"/>
+        </w:rPr>
+        <w:t>/</w:t>
+      </w:r>
+      <w:proofErr w:type="gramStart"/>
+      <w:r>
+        <w:rPr>
+          <w:sz w:val="20"/>
+        </w:rPr>
+        <w:t>client :</w:t>
+      </w:r>
+      <w:proofErr w:type="gramEnd"/>
+      <w:r>
+        <w:rPr>
+          <w:sz w:val="20"/>
+        </w:rPr>
+        <w:t>:1 5001 GET username</w:t>
       </w:r>
       <w:r>
         <w:t xml:space="preserve"> </w:t>
@@ -4149,8 +5048,16 @@
         <w:rPr>
           <w:sz w:val="20"/>
         </w:rPr>
-        <w:t>SUCCESS: nyanyoh</w:t>
-      </w:r>
+        <w:t xml:space="preserve">SUCCESS: </w:t>
+      </w:r>
+      <w:proofErr w:type="spellStart"/>
+      <w:r>
+        <w:rPr>
+          <w:sz w:val="20"/>
+        </w:rPr>
+        <w:t>nyanyoh</w:t>
+      </w:r>
+      <w:proofErr w:type="spellEnd"/>
       <w:r>
         <w:t xml:space="preserve">  </w:t>
       </w:r>
@@ -4174,8 +5081,16 @@
         <w:rPr>
           <w:sz w:val="20"/>
         </w:rPr>
-        <w:t>[CONNECT] New client connection accepted from ::1:53218</w:t>
-      </w:r>
+        <w:t xml:space="preserve">[CONNECT] New client connection accepted </w:t>
+      </w:r>
+      <w:proofErr w:type="gramStart"/>
+      <w:r>
+        <w:rPr>
+          <w:sz w:val="20"/>
+        </w:rPr>
+        <w:t>from ::1:53218</w:t>
+      </w:r>
+      <w:proofErr w:type="gramEnd"/>
       <w:r>
         <w:t xml:space="preserve"> </w:t>
       </w:r>
@@ -4190,7 +5105,21 @@
         <w:rPr>
           <w:sz w:val="20"/>
         </w:rPr>
-        <w:t>[REQUEST] GET received from ::1:53218 | Key: 'username'</w:t>
+        <w:t xml:space="preserve">[REQUEST] GET received </w:t>
+      </w:r>
+      <w:proofErr w:type="gramStart"/>
+      <w:r>
+        <w:rPr>
+          <w:sz w:val="20"/>
+        </w:rPr>
+        <w:t>from ::1:53218</w:t>
+      </w:r>
+      <w:proofErr w:type="gramEnd"/>
+      <w:r>
+        <w:rPr>
+          <w:sz w:val="20"/>
+        </w:rPr>
+        <w:t xml:space="preserve"> | Key: 'username'</w:t>
       </w:r>
       <w:r>
         <w:t xml:space="preserve"> </w:t>
@@ -4206,7 +5135,21 @@
         <w:rPr>
           <w:sz w:val="20"/>
         </w:rPr>
-        <w:t>[DISCONNECT] Client ::1:53218 closed connection</w:t>
+        <w:t xml:space="preserve">[DISCONNECT] </w:t>
+      </w:r>
+      <w:proofErr w:type="gramStart"/>
+      <w:r>
+        <w:rPr>
+          <w:sz w:val="20"/>
+        </w:rPr>
+        <w:t>Client ::1:53218</w:t>
+      </w:r>
+      <w:proofErr w:type="gramEnd"/>
+      <w:r>
+        <w:rPr>
+          <w:sz w:val="20"/>
+        </w:rPr>
+        <w:t xml:space="preserve"> closed connection</w:t>
       </w:r>
       <w:r>
         <w:t xml:space="preserve"> </w:t>
@@ -4360,7 +5303,15 @@
         <w:ind w:left="238" w:right="294"/>
       </w:pPr>
       <w:r>
-        <w:t xml:space="preserve">Running the client in UDP mode (-u) while the server is offline shows the retry mechanism working through four escalating timeouts before giving up: </w:t>
+        <w:t xml:space="preserve">Running the client in UDP mode (-u) while the server </w:t>
+      </w:r>
+      <w:proofErr w:type="gramStart"/>
+      <w:r>
+        <w:t>is offline shows</w:t>
+      </w:r>
+      <w:proofErr w:type="gramEnd"/>
+      <w:r>
+        <w:t xml:space="preserve"> the retry mechanism working through four escalating timeouts before giving up: </w:t>
       </w:r>
     </w:p>
     <w:p>
@@ -4379,11 +5330,19 @@
         <w:ind w:left="238" w:right="0"/>
         <w:jc w:val="left"/>
       </w:pPr>
-      <w:r>
-        <w:rPr>
-          <w:sz w:val="20"/>
-        </w:rPr>
-        <w:t>$ ./client -u 127.0.0.1 5001 GET username</w:t>
+      <w:proofErr w:type="gramStart"/>
+      <w:r>
+        <w:rPr>
+          <w:sz w:val="20"/>
+        </w:rPr>
+        <w:t>$ .</w:t>
+      </w:r>
+      <w:proofErr w:type="gramEnd"/>
+      <w:r>
+        <w:rPr>
+          <w:sz w:val="20"/>
+        </w:rPr>
+        <w:t>/client -u 127.0.0.1 5001 GET username</w:t>
       </w:r>
       <w:r>
         <w:t xml:space="preserve"> </w:t>
@@ -4399,7 +5358,21 @@
         <w:rPr>
           <w:sz w:val="20"/>
         </w:rPr>
-        <w:t>UDP Drop Detected. Backing off and retrying... (200 ms)</w:t>
+        <w:t xml:space="preserve">UDP Drop Detected. Backing off and retrying... (200 </w:t>
+      </w:r>
+      <w:proofErr w:type="spellStart"/>
+      <w:r>
+        <w:rPr>
+          <w:sz w:val="20"/>
+        </w:rPr>
+        <w:t>ms</w:t>
+      </w:r>
+      <w:proofErr w:type="spellEnd"/>
+      <w:r>
+        <w:rPr>
+          <w:sz w:val="20"/>
+        </w:rPr>
+        <w:t>)</w:t>
       </w:r>
       <w:r>
         <w:t xml:space="preserve"> </w:t>
@@ -4415,7 +5388,21 @@
         <w:rPr>
           <w:sz w:val="20"/>
         </w:rPr>
-        <w:t>UDP Drop Detected. Backing off and retrying... (400 ms)</w:t>
+        <w:t xml:space="preserve">UDP Drop Detected. Backing off and retrying... (400 </w:t>
+      </w:r>
+      <w:proofErr w:type="spellStart"/>
+      <w:r>
+        <w:rPr>
+          <w:sz w:val="20"/>
+        </w:rPr>
+        <w:t>ms</w:t>
+      </w:r>
+      <w:proofErr w:type="spellEnd"/>
+      <w:r>
+        <w:rPr>
+          <w:sz w:val="20"/>
+        </w:rPr>
+        <w:t>)</w:t>
       </w:r>
       <w:r>
         <w:t xml:space="preserve"> </w:t>
@@ -4431,7 +5418,21 @@
         <w:rPr>
           <w:sz w:val="20"/>
         </w:rPr>
-        <w:t>UDP Drop Detected. Backing off and retrying... (800 ms)</w:t>
+        <w:t xml:space="preserve">UDP Drop Detected. Backing off and retrying... (800 </w:t>
+      </w:r>
+      <w:proofErr w:type="spellStart"/>
+      <w:r>
+        <w:rPr>
+          <w:sz w:val="20"/>
+        </w:rPr>
+        <w:t>ms</w:t>
+      </w:r>
+      <w:proofErr w:type="spellEnd"/>
+      <w:r>
+        <w:rPr>
+          <w:sz w:val="20"/>
+        </w:rPr>
+        <w:t>)</w:t>
       </w:r>
       <w:r>
         <w:t xml:space="preserve"> </w:t>
@@ -4520,7 +5521,15 @@
         <w:ind w:left="238" w:right="294"/>
       </w:pPr>
       <w:r>
-        <w:t xml:space="preserve">Pressing Ctrl+C on the running server triggers the signal handler, which logs a structured shutdown sequence before exiting: </w:t>
+        <w:t xml:space="preserve">Pressing </w:t>
+      </w:r>
+      <w:proofErr w:type="spellStart"/>
+      <w:r>
+        <w:t>Ctrl+C</w:t>
+      </w:r>
+      <w:proofErr w:type="spellEnd"/>
+      <w:r>
+        <w:t xml:space="preserve"> on the running server triggers the signal handler, which logs a structured shutdown sequence before exiting: </w:t>
       </w:r>
     </w:p>
     <w:p>
@@ -4695,7 +5704,21 @@
           <w:sz w:val="20"/>
         </w:rPr>
         <w:lastRenderedPageBreak/>
-        <w:t>$ ss -tlnp | grep 5001</w:t>
+        <w:t>$ ss -</w:t>
+      </w:r>
+      <w:proofErr w:type="spellStart"/>
+      <w:r>
+        <w:rPr>
+          <w:sz w:val="20"/>
+        </w:rPr>
+        <w:t>tlnp</w:t>
+      </w:r>
+      <w:proofErr w:type="spellEnd"/>
+      <w:r>
+        <w:rPr>
+          <w:sz w:val="20"/>
+        </w:rPr>
+        <w:t xml:space="preserve"> | grep 5001</w:t>
       </w:r>
       <w:r>
         <w:t xml:space="preserve"> </w:t>
@@ -4723,7 +5746,21 @@
         <w:rPr>
           <w:sz w:val="20"/>
         </w:rPr>
-        <w:t xml:space="preserve">LISTEN   0        128                  *:5001              *:* </w:t>
+        <w:t xml:space="preserve">LISTEN   0        128                  *:5001              </w:t>
+      </w:r>
+      <w:proofErr w:type="gramStart"/>
+      <w:r>
+        <w:rPr>
+          <w:sz w:val="20"/>
+        </w:rPr>
+        <w:t>*:*</w:t>
+      </w:r>
+      <w:proofErr w:type="gramEnd"/>
+      <w:r>
+        <w:rPr>
+          <w:sz w:val="20"/>
+        </w:rPr>
+        <w:t xml:space="preserve"> </w:t>
       </w:r>
       <w:r>
         <w:rPr>
@@ -4737,7 +5774,51 @@
           <w:sz w:val="20"/>
         </w:rPr>
         <w:tab/>
-        <w:t>users:((“server_tcp”,pid=54211,fd=3))</w:t>
+        <w:t>users:((“server_</w:t>
+      </w:r>
+      <w:proofErr w:type="spellStart"/>
+      <w:r>
+        <w:rPr>
+          <w:sz w:val="20"/>
+        </w:rPr>
+        <w:t>tcp</w:t>
+      </w:r>
+      <w:proofErr w:type="spellEnd"/>
+      <w:proofErr w:type="gramStart"/>
+      <w:r>
+        <w:rPr>
+          <w:sz w:val="20"/>
+        </w:rPr>
+        <w:t>”,</w:t>
+      </w:r>
+      <w:proofErr w:type="spellStart"/>
+      <w:r>
+        <w:rPr>
+          <w:sz w:val="20"/>
+        </w:rPr>
+        <w:t>pid</w:t>
+      </w:r>
+      <w:proofErr w:type="spellEnd"/>
+      <w:proofErr w:type="gramEnd"/>
+      <w:r>
+        <w:rPr>
+          <w:sz w:val="20"/>
+        </w:rPr>
+        <w:t>=</w:t>
+      </w:r>
+      <w:proofErr w:type="gramStart"/>
+      <w:r>
+        <w:rPr>
+          <w:sz w:val="20"/>
+        </w:rPr>
+        <w:t>54211,fd</w:t>
+      </w:r>
+      <w:proofErr w:type="gramEnd"/>
+      <w:r>
+        <w:rPr>
+          <w:sz w:val="20"/>
+        </w:rPr>
+        <w:t>=3))</w:t>
       </w:r>
       <w:r>
         <w:t xml:space="preserve"> </w:t>
@@ -4870,7 +5951,33 @@
         <w:ind w:right="294" w:hanging="360"/>
       </w:pPr>
       <w:r>
-        <w:t xml:space="preserve">Byte-order correctness: htonl() and ntohl() are applied consistently across all integer fields in both request and response structs, ensuring the protocol works correctly between any two hosts regardless of their CPU architecture. </w:t>
+        <w:t xml:space="preserve">Byte-order correctness: </w:t>
+      </w:r>
+      <w:proofErr w:type="spellStart"/>
+      <w:proofErr w:type="gramStart"/>
+      <w:r>
+        <w:t>htonl</w:t>
+      </w:r>
+      <w:proofErr w:type="spellEnd"/>
+      <w:r>
+        <w:t>(</w:t>
+      </w:r>
+      <w:proofErr w:type="gramEnd"/>
+      <w:r>
+        <w:t xml:space="preserve">) and </w:t>
+      </w:r>
+      <w:proofErr w:type="spellStart"/>
+      <w:proofErr w:type="gramStart"/>
+      <w:r>
+        <w:t>ntohl</w:t>
+      </w:r>
+      <w:proofErr w:type="spellEnd"/>
+      <w:r>
+        <w:t>(</w:t>
+      </w:r>
+      <w:proofErr w:type="gramEnd"/>
+      <w:r>
+        <w:t xml:space="preserve">) are applied consistently across all integer fields in both request and response structs, ensuring the protocol works correctly between any two hosts regardless of their CPU architecture. </w:t>
       </w:r>
     </w:p>
     <w:p>
@@ -4883,7 +5990,15 @@
         <w:ind w:right="294" w:hanging="360"/>
       </w:pPr>
       <w:r>
-        <w:t xml:space="preserve">Scalable I/O: Edge-Triggered epoll allows the server to manage many concurrent connections without spawning threads. The non-blocking socket loop drains each socket fully on each notification, preventing stale data from accumulating in kernel buffers. </w:t>
+        <w:t xml:space="preserve">Scalable I/O: Edge-Triggered </w:t>
+      </w:r>
+      <w:proofErr w:type="spellStart"/>
+      <w:r>
+        <w:t>epoll</w:t>
+      </w:r>
+      <w:proofErr w:type="spellEnd"/>
+      <w:r>
+        <w:t xml:space="preserve"> allows the server to manage many concurrent connections without spawning threads. The non-blocking socket loop drains each socket fully on each notification, preventing stale data from accumulating in kernel buffers. </w:t>
       </w:r>
     </w:p>
     <w:p>
@@ -4928,7 +6043,15 @@
       </w:pPr>
       <w:bookmarkStart w:id="21" w:name="_Toc15162"/>
       <w:r>
-        <w:t xml:space="preserve">1. String Truncation Warning (-Wstringop-truncation) </w:t>
+        <w:t>1. String Truncation Warning (-</w:t>
+      </w:r>
+      <w:proofErr w:type="spellStart"/>
+      <w:r>
+        <w:t>Wstringop</w:t>
+      </w:r>
+      <w:proofErr w:type="spellEnd"/>
+      <w:r>
+        <w:t xml:space="preserve">-truncation) </w:t>
       </w:r>
       <w:bookmarkEnd w:id="21"/>
     </w:p>
@@ -4937,7 +6060,28 @@
         <w:ind w:left="238" w:right="294"/>
       </w:pPr>
       <w:r>
-        <w:t xml:space="preserve">During development, GCC flagged a warning in kv_server_udp.c. The incoming datagram buffer is sized for the largest possible UDP payload (65,507 bytes), but our key storage array is only 256 bytes. Using strncpy() was triggering a truncation warning because it doesn't guarantee a null terminator when the source length exactly matches the destination size. </w:t>
+        <w:t xml:space="preserve">During development, GCC flagged a warning in </w:t>
+      </w:r>
+      <w:proofErr w:type="spellStart"/>
+      <w:r>
+        <w:t>kv_server_udp.c</w:t>
+      </w:r>
+      <w:proofErr w:type="spellEnd"/>
+      <w:r>
+        <w:t xml:space="preserve">. The incoming datagram buffer is sized for the largest possible UDP payload (65,507 bytes), but our key storage array is only 256 bytes. Using </w:t>
+      </w:r>
+      <w:proofErr w:type="spellStart"/>
+      <w:proofErr w:type="gramStart"/>
+      <w:r>
+        <w:t>strncpy</w:t>
+      </w:r>
+      <w:proofErr w:type="spellEnd"/>
+      <w:r>
+        <w:t>(</w:t>
+      </w:r>
+      <w:proofErr w:type="gramEnd"/>
+      <w:r>
+        <w:t xml:space="preserve">) was triggering a truncation warning because it doesn't guarantee a null terminator when the source length exactly matches the destination size. </w:t>
       </w:r>
     </w:p>
     <w:p>
@@ -4974,29 +6118,117 @@
         <w:ind w:left="238" w:right="5494"/>
         <w:jc w:val="left"/>
       </w:pPr>
-      <w:r>
-        <w:rPr>
-          <w:sz w:val="20"/>
-        </w:rPr>
-        <w:t>safe_bytes = min(payload_length, sizeof(key) - 1);</w:t>
-      </w:r>
-      <w:r>
-        <w:t xml:space="preserve"> </w:t>
-      </w:r>
-      <w:r>
-        <w:rPr>
-          <w:sz w:val="20"/>
-        </w:rPr>
-        <w:t>memcpy(key, payload, safe_bytes);</w:t>
-      </w:r>
-      <w:r>
-        <w:t xml:space="preserve"> </w:t>
-      </w:r>
-      <w:r>
-        <w:rPr>
-          <w:sz w:val="20"/>
-        </w:rPr>
-        <w:t>key[safe_bytes] = '\0';</w:t>
+      <w:proofErr w:type="spellStart"/>
+      <w:r>
+        <w:rPr>
+          <w:sz w:val="20"/>
+        </w:rPr>
+        <w:t>safe_bytes</w:t>
+      </w:r>
+      <w:proofErr w:type="spellEnd"/>
+      <w:r>
+        <w:rPr>
+          <w:sz w:val="20"/>
+        </w:rPr>
+        <w:t xml:space="preserve"> = </w:t>
+      </w:r>
+      <w:proofErr w:type="gramStart"/>
+      <w:r>
+        <w:rPr>
+          <w:sz w:val="20"/>
+        </w:rPr>
+        <w:t>min(</w:t>
+      </w:r>
+      <w:proofErr w:type="spellStart"/>
+      <w:proofErr w:type="gramEnd"/>
+      <w:r>
+        <w:rPr>
+          <w:sz w:val="20"/>
+        </w:rPr>
+        <w:t>payload_length</w:t>
+      </w:r>
+      <w:proofErr w:type="spellEnd"/>
+      <w:r>
+        <w:rPr>
+          <w:sz w:val="20"/>
+        </w:rPr>
+        <w:t xml:space="preserve">, </w:t>
+      </w:r>
+      <w:proofErr w:type="spellStart"/>
+      <w:r>
+        <w:rPr>
+          <w:sz w:val="20"/>
+        </w:rPr>
+        <w:t>sizeof</w:t>
+      </w:r>
+      <w:proofErr w:type="spellEnd"/>
+      <w:r>
+        <w:rPr>
+          <w:sz w:val="20"/>
+        </w:rPr>
+        <w:t>(key) - 1);</w:t>
+      </w:r>
+      <w:r>
+        <w:t xml:space="preserve"> </w:t>
+      </w:r>
+      <w:proofErr w:type="spellStart"/>
+      <w:proofErr w:type="gramStart"/>
+      <w:r>
+        <w:rPr>
+          <w:sz w:val="20"/>
+        </w:rPr>
+        <w:t>memcpy</w:t>
+      </w:r>
+      <w:proofErr w:type="spellEnd"/>
+      <w:r>
+        <w:rPr>
+          <w:sz w:val="20"/>
+        </w:rPr>
+        <w:t>(</w:t>
+      </w:r>
+      <w:proofErr w:type="gramEnd"/>
+      <w:r>
+        <w:rPr>
+          <w:sz w:val="20"/>
+        </w:rPr>
+        <w:t xml:space="preserve">key, payload, </w:t>
+      </w:r>
+      <w:proofErr w:type="spellStart"/>
+      <w:r>
+        <w:rPr>
+          <w:sz w:val="20"/>
+        </w:rPr>
+        <w:t>safe_bytes</w:t>
+      </w:r>
+      <w:proofErr w:type="spellEnd"/>
+      <w:r>
+        <w:rPr>
+          <w:sz w:val="20"/>
+        </w:rPr>
+        <w:t>);</w:t>
+      </w:r>
+      <w:r>
+        <w:t xml:space="preserve"> </w:t>
+      </w:r>
+      <w:r>
+        <w:rPr>
+          <w:sz w:val="20"/>
+        </w:rPr>
+        <w:t>key[</w:t>
+      </w:r>
+      <w:proofErr w:type="spellStart"/>
+      <w:r>
+        <w:rPr>
+          <w:sz w:val="20"/>
+        </w:rPr>
+        <w:t>safe_bytes</w:t>
+      </w:r>
+      <w:proofErr w:type="spellEnd"/>
+      <w:r>
+        <w:rPr>
+          <w:sz w:val="20"/>
+        </w:rPr>
+        <w:t>] = '\0';</w:t>
       </w:r>
       <w:r>
         <w:t xml:space="preserve"> </w:t>
@@ -5046,7 +6278,23 @@
         <w:ind w:left="238" w:right="294"/>
       </w:pPr>
       <w:r>
-        <w:t xml:space="preserve">TCP is a stream protocol it doesn't preserve message boundaries. A single epoll notification might deliver half a request header, or two complete requests concatenated together. We ran into this early when the server would occasionally misparse commands under load. </w:t>
+        <w:t xml:space="preserve">TCP is a stream protocol it doesn't preserve message boundaries. A single </w:t>
+      </w:r>
+      <w:proofErr w:type="spellStart"/>
+      <w:r>
+        <w:t>epoll</w:t>
+      </w:r>
+      <w:proofErr w:type="spellEnd"/>
+      <w:r>
+        <w:t xml:space="preserve"> notification might deliver half a request header, or two complete requests concatenated together. We ran into this early when the server would occasionally </w:t>
+      </w:r>
+      <w:proofErr w:type="spellStart"/>
+      <w:r>
+        <w:t>misparse</w:t>
+      </w:r>
+      <w:proofErr w:type="spellEnd"/>
+      <w:r>
+        <w:t xml:space="preserve"> commands under load. </w:t>
       </w:r>
     </w:p>
     <w:p>
@@ -5064,7 +6312,28 @@
         <w:ind w:left="238" w:right="294"/>
       </w:pPr>
       <w:r>
-        <w:t xml:space="preserve">The fix was to attach a per-connection context struct (struct client_context) to each accepted socket. Incoming bytes are appended to this buffer and the parser only extracts a complete message once it has accumulated enough bytes to satisfy the header's length field. Any leftover bytes from the previous read are shifted back to the start of the buffer using memmove(), ready for the next arrival. </w:t>
+        <w:t xml:space="preserve">The fix was to attach a per-connection context struct (struct </w:t>
+      </w:r>
+      <w:proofErr w:type="spellStart"/>
+      <w:r>
+        <w:t>client_context</w:t>
+      </w:r>
+      <w:proofErr w:type="spellEnd"/>
+      <w:r>
+        <w:t xml:space="preserve">) to each accepted socket. Incoming bytes are appended to this buffer and the parser only extracts a complete message once it has accumulated enough bytes to satisfy the header's length field. Any leftover bytes from the previous read are shifted back to the start of the buffer using </w:t>
+      </w:r>
+      <w:proofErr w:type="spellStart"/>
+      <w:proofErr w:type="gramStart"/>
+      <w:r>
+        <w:t>memmove</w:t>
+      </w:r>
+      <w:proofErr w:type="spellEnd"/>
+      <w:r>
+        <w:t>(</w:t>
+      </w:r>
+      <w:proofErr w:type="gramEnd"/>
+      <w:r>
+        <w:t xml:space="preserve">), ready for the next arrival. </w:t>
       </w:r>
     </w:p>
     <w:p>
@@ -5208,7 +6477,23 @@
         <w:ind w:right="294" w:hanging="360"/>
       </w:pPr>
       <w:r>
-        <w:t xml:space="preserve">Multi-threading: A single-threaded event loop scales well on I/O-bound workloads, but it cannot take advantage of multiple CPU cores for compute-intensive operations. A threadpool model where the epoll listener hands off accepted connections to worker threads would improve throughput on multi-core hardware. </w:t>
+        <w:t xml:space="preserve">Multi-threading: A single-threaded event loop scales well on I/O-bound workloads, but it cannot take advantage of multiple CPU cores for compute-intensive operations. A </w:t>
+      </w:r>
+      <w:proofErr w:type="spellStart"/>
+      <w:r>
+        <w:t>threadpool</w:t>
+      </w:r>
+      <w:proofErr w:type="spellEnd"/>
+      <w:r>
+        <w:t xml:space="preserve"> model where the </w:t>
+      </w:r>
+      <w:proofErr w:type="spellStart"/>
+      <w:r>
+        <w:t>epoll</w:t>
+      </w:r>
+      <w:proofErr w:type="spellEnd"/>
+      <w:r>
+        <w:t xml:space="preserve"> listener hands off accepted connections to worker threads would improve throughput on multi-core hardware. </w:t>
       </w:r>
     </w:p>
     <w:p>
@@ -5251,7 +6536,20 @@
         <w:ind w:left="238" w:right="294"/>
       </w:pPr>
       <w:r>
-        <w:t xml:space="preserve">This lab gave us hands-on experience with the parts of network programming that usually sit hidden below the protocol stack. Writing our own binary framing format made it clear just how much work text-based protocols do implicitly and how much you give up in performance to get that convenience. Implementing getaddrinfo() and dual-stack support showed us how the gap between IPv4 and IPv6 can be bridged cleanly without conditional logic scattered through the codebase. </w:t>
+        <w:t xml:space="preserve">This lab gave us hands-on experience with the parts of network programming that usually sit hidden below the protocol stack. Writing our own binary framing format made it clear just how much work text-based protocols do implicitly and how much you give up in performance to get that convenience. Implementing </w:t>
+      </w:r>
+      <w:proofErr w:type="spellStart"/>
+      <w:proofErr w:type="gramStart"/>
+      <w:r>
+        <w:t>getaddrinfo</w:t>
+      </w:r>
+      <w:proofErr w:type="spellEnd"/>
+      <w:r>
+        <w:t>(</w:t>
+      </w:r>
+      <w:proofErr w:type="gramEnd"/>
+      <w:r>
+        <w:t xml:space="preserve">) and dual-stack support showed us how the gap between IPv4 and IPv6 can be bridged cleanly without conditional logic scattered through the codebase. </w:t>
       </w:r>
     </w:p>
     <w:p>
@@ -5269,7 +6567,28 @@
         <w:ind w:left="238" w:right="294"/>
       </w:pPr>
       <w:r>
-        <w:t xml:space="preserve">Edge-Triggered epoll was the most demanding part of the project. The first working version had a subtle bug where the recv() loop was exiting one iteration too early, leaving bytes in the kernel buffer and causing the server to miss subsequent requests. Tracking that down taught us more about non-blocking I/O than any lecture could. </w:t>
+        <w:t xml:space="preserve">Edge-Triggered </w:t>
+      </w:r>
+      <w:proofErr w:type="spellStart"/>
+      <w:r>
+        <w:t>epoll</w:t>
+      </w:r>
+      <w:proofErr w:type="spellEnd"/>
+      <w:r>
+        <w:t xml:space="preserve"> was the most demanding part of the project. The first working version had a subtle bug where the </w:t>
+      </w:r>
+      <w:proofErr w:type="spellStart"/>
+      <w:proofErr w:type="gramStart"/>
+      <w:r>
+        <w:t>recv</w:t>
+      </w:r>
+      <w:proofErr w:type="spellEnd"/>
+      <w:r>
+        <w:t>(</w:t>
+      </w:r>
+      <w:proofErr w:type="gramEnd"/>
+      <w:r>
+        <w:t xml:space="preserve">) loop was exiting one iteration too early, leaving bytes in the kernel buffer and causing the server to miss subsequent requests. Tracking that down taught us more about non-blocking I/O than any lecture could. </w:t>
       </w:r>
     </w:p>
     <w:p>
@@ -5339,8 +6658,13 @@
         <w:spacing w:after="161" w:line="238" w:lineRule="auto"/>
         <w:ind w:right="294"/>
       </w:pPr>
-      <w:r>
-        <w:t xml:space="preserve">Kerrisk, M. (2010). </w:t>
+      <w:proofErr w:type="spellStart"/>
+      <w:r>
+        <w:t>Kerrisk</w:t>
+      </w:r>
+      <w:proofErr w:type="spellEnd"/>
+      <w:r>
+        <w:t xml:space="preserve">, M. (2010). </w:t>
       </w:r>
       <w:r>
         <w:rPr>
@@ -5402,7 +6726,59 @@
         <w:ind w:right="294"/>
       </w:pPr>
       <w:r>
-        <w:t xml:space="preserve">Linux Programmer's Manual: epoll(7), getaddrinfo(3), setsockopt(2), fcntl(2). Retrieved from the Linux man-pages project. </w:t>
+        <w:t xml:space="preserve">Linux Programmer's Manual: </w:t>
+      </w:r>
+      <w:proofErr w:type="spellStart"/>
+      <w:proofErr w:type="gramStart"/>
+      <w:r>
+        <w:t>epoll</w:t>
+      </w:r>
+      <w:proofErr w:type="spellEnd"/>
+      <w:r>
+        <w:t>(</w:t>
+      </w:r>
+      <w:proofErr w:type="gramEnd"/>
+      <w:r>
+        <w:t xml:space="preserve">7), </w:t>
+      </w:r>
+      <w:proofErr w:type="spellStart"/>
+      <w:proofErr w:type="gramStart"/>
+      <w:r>
+        <w:t>getaddrinfo</w:t>
+      </w:r>
+      <w:proofErr w:type="spellEnd"/>
+      <w:r>
+        <w:t>(</w:t>
+      </w:r>
+      <w:proofErr w:type="gramEnd"/>
+      <w:r>
+        <w:t xml:space="preserve">3), </w:t>
+      </w:r>
+      <w:proofErr w:type="spellStart"/>
+      <w:proofErr w:type="gramStart"/>
+      <w:r>
+        <w:t>setsockopt</w:t>
+      </w:r>
+      <w:proofErr w:type="spellEnd"/>
+      <w:r>
+        <w:t>(</w:t>
+      </w:r>
+      <w:proofErr w:type="gramEnd"/>
+      <w:r>
+        <w:t xml:space="preserve">2), </w:t>
+      </w:r>
+      <w:proofErr w:type="spellStart"/>
+      <w:proofErr w:type="gramStart"/>
+      <w:r>
+        <w:t>fcntl</w:t>
+      </w:r>
+      <w:proofErr w:type="spellEnd"/>
+      <w:r>
+        <w:t>(</w:t>
+      </w:r>
+      <w:proofErr w:type="gramEnd"/>
+      <w:r>
+        <w:t xml:space="preserve">2). Retrieved from the Linux man-pages project. </w:t>
       </w:r>
     </w:p>
     <w:p>
@@ -5475,7 +6851,21 @@
         <w:rPr>
           <w:sz w:val="20"/>
         </w:rPr>
-        <w:t>├── kv_protocol.h        # Network wire-frame structure definitions</w:t>
+        <w:t xml:space="preserve">├── </w:t>
+      </w:r>
+      <w:proofErr w:type="spellStart"/>
+      <w:r>
+        <w:rPr>
+          <w:sz w:val="20"/>
+        </w:rPr>
+        <w:t>kv_protocol.h</w:t>
+      </w:r>
+      <w:proofErr w:type="spellEnd"/>
+      <w:r>
+        <w:rPr>
+          <w:sz w:val="20"/>
+        </w:rPr>
+        <w:t xml:space="preserve">        # Network wire-frame structure definitions</w:t>
       </w:r>
       <w:r>
         <w:t xml:space="preserve"> </w:t>
@@ -5491,7 +6881,21 @@
         <w:rPr>
           <w:sz w:val="20"/>
         </w:rPr>
-        <w:t>├── kv_store.h           # Storage layer function declarations</w:t>
+        <w:t xml:space="preserve">├── </w:t>
+      </w:r>
+      <w:proofErr w:type="spellStart"/>
+      <w:r>
+        <w:rPr>
+          <w:sz w:val="20"/>
+        </w:rPr>
+        <w:t>kv_store.h</w:t>
+      </w:r>
+      <w:proofErr w:type="spellEnd"/>
+      <w:r>
+        <w:rPr>
+          <w:sz w:val="20"/>
+        </w:rPr>
+        <w:t xml:space="preserve">           # Storage layer function declarations</w:t>
       </w:r>
       <w:r>
         <w:t xml:space="preserve"> </w:t>
@@ -5507,7 +6911,21 @@
         <w:rPr>
           <w:sz w:val="20"/>
         </w:rPr>
-        <w:t>├── kv_store.c           # 1024-bucket chaining hash table</w:t>
+        <w:t xml:space="preserve">├── </w:t>
+      </w:r>
+      <w:proofErr w:type="spellStart"/>
+      <w:r>
+        <w:rPr>
+          <w:sz w:val="20"/>
+        </w:rPr>
+        <w:t>kv_store.c</w:t>
+      </w:r>
+      <w:proofErr w:type="spellEnd"/>
+      <w:r>
+        <w:rPr>
+          <w:sz w:val="20"/>
+        </w:rPr>
+        <w:t xml:space="preserve">           # 1024-bucket chaining hash table</w:t>
       </w:r>
       <w:r>
         <w:t xml:space="preserve"> </w:t>
@@ -5523,7 +6941,35 @@
         <w:rPr>
           <w:sz w:val="20"/>
         </w:rPr>
-        <w:t>├── kv_server_tcp.c      # Edge-Triggered epoll TCP server</w:t>
+        <w:t xml:space="preserve">├── </w:t>
+      </w:r>
+      <w:proofErr w:type="spellStart"/>
+      <w:r>
+        <w:rPr>
+          <w:sz w:val="20"/>
+        </w:rPr>
+        <w:t>kv_server_tcp.c</w:t>
+      </w:r>
+      <w:proofErr w:type="spellEnd"/>
+      <w:r>
+        <w:rPr>
+          <w:sz w:val="20"/>
+        </w:rPr>
+        <w:t xml:space="preserve">      # Edge-Triggered </w:t>
+      </w:r>
+      <w:proofErr w:type="spellStart"/>
+      <w:r>
+        <w:rPr>
+          <w:sz w:val="20"/>
+        </w:rPr>
+        <w:t>epoll</w:t>
+      </w:r>
+      <w:proofErr w:type="spellEnd"/>
+      <w:r>
+        <w:rPr>
+          <w:sz w:val="20"/>
+        </w:rPr>
+        <w:t xml:space="preserve"> TCP server</w:t>
       </w:r>
       <w:r>
         <w:t xml:space="preserve"> </w:t>
@@ -5539,7 +6985,21 @@
         <w:rPr>
           <w:sz w:val="20"/>
         </w:rPr>
-        <w:t>├── kv_server_udp.c      # Stateless UDP server</w:t>
+        <w:t xml:space="preserve">├── </w:t>
+      </w:r>
+      <w:proofErr w:type="spellStart"/>
+      <w:r>
+        <w:rPr>
+          <w:sz w:val="20"/>
+        </w:rPr>
+        <w:t>kv_server_udp.c</w:t>
+      </w:r>
+      <w:proofErr w:type="spellEnd"/>
+      <w:r>
+        <w:rPr>
+          <w:sz w:val="20"/>
+        </w:rPr>
+        <w:t xml:space="preserve">      # Stateless UDP server</w:t>
       </w:r>
       <w:r>
         <w:t xml:space="preserve"> </w:t>
@@ -5555,7 +7015,21 @@
         <w:rPr>
           <w:sz w:val="20"/>
         </w:rPr>
-        <w:t>├── kv_client.c          # CLI test client with backoff retry</w:t>
+        <w:t xml:space="preserve">├── </w:t>
+      </w:r>
+      <w:proofErr w:type="spellStart"/>
+      <w:r>
+        <w:rPr>
+          <w:sz w:val="20"/>
+        </w:rPr>
+        <w:t>kv_client.c</w:t>
+      </w:r>
+      <w:proofErr w:type="spellEnd"/>
+      <w:r>
+        <w:rPr>
+          <w:sz w:val="20"/>
+        </w:rPr>
+        <w:t xml:space="preserve">          # CLI test client with backoff retry</w:t>
       </w:r>
       <w:r>
         <w:t xml:space="preserve"> </w:t>
@@ -5571,7 +7045,21 @@
         <w:rPr>
           <w:sz w:val="20"/>
         </w:rPr>
-        <w:t>└── Makefile             # Build automation script</w:t>
+        <w:t xml:space="preserve">└── </w:t>
+      </w:r>
+      <w:proofErr w:type="spellStart"/>
+      <w:r>
+        <w:rPr>
+          <w:sz w:val="20"/>
+        </w:rPr>
+        <w:t>Makefile</w:t>
+      </w:r>
+      <w:proofErr w:type="spellEnd"/>
+      <w:r>
+        <w:rPr>
+          <w:sz w:val="20"/>
+        </w:rPr>
+        <w:t xml:space="preserve">             # Build automation script</w:t>
       </w:r>
       <w:r>
         <w:t xml:space="preserve"> </w:t>
@@ -8158,6 +9646,21 @@
       </w:tblCellMar>
     </w:tblPr>
   </w:style>
+  <w:style w:type="character" w:customStyle="1" w:styleId="fontstyle01">
+    <w:name w:val="fontstyle01"/>
+    <w:basedOn w:val="DefaultParagraphFont"/>
+    <w:rsid w:val="00D06655"/>
+    <w:rPr>
+      <w:rFonts w:ascii="TimesNewRomanPSMT" w:hAnsi="TimesNewRomanPSMT" w:hint="default"/>
+      <w:b w:val="0"/>
+      <w:bCs w:val="0"/>
+      <w:i w:val="0"/>
+      <w:iCs w:val="0"/>
+      <w:color w:val="000000"/>
+      <w:sz w:val="22"/>
+      <w:szCs w:val="22"/>
+    </w:rPr>
+  </w:style>
 </w:styles>
 </file>
 
